--- a/City College Plymouth - Assignment 0.docx
+++ b/City College Plymouth - Assignment 0.docx
@@ -567,42 +567,498 @@
           <w:sz w:val="52"/>
           <w:szCs w:val="52"/>
         </w:rPr>
-        <w:t>TASK</w:t>
-      </w:r>
-      <w:r>
+        <w:t>TASK A</w:t>
+      </w:r>
+    </w:p>
+    <w:p>
+      <w:pPr>
+        <w:rPr>
+          <w:sz w:val="28"/>
+          <w:szCs w:val="28"/>
+        </w:rPr>
+      </w:pPr>
+    </w:p>
+    <w:p>
+      <w:pPr>
+        <w:rPr>
+          <w:sz w:val="32"/>
+          <w:szCs w:val="32"/>
+        </w:rPr>
+      </w:pPr>
+      <w:r>
+        <w:rPr>
+          <w:b/>
+          <w:bCs/>
+          <w:sz w:val="32"/>
+          <w:szCs w:val="32"/>
+        </w:rPr>
+        <w:t xml:space="preserve">Day 2 – </w:t>
+      </w:r>
+      <w:r>
+        <w:rPr>
+          <w:sz w:val="32"/>
+          <w:szCs w:val="32"/>
+        </w:rPr>
+        <w:t>research to Task A</w:t>
+      </w:r>
+    </w:p>
+    <w:p>
+      <w:pPr>
+        <w:rPr>
+          <w:i/>
+          <w:iCs/>
+          <w:sz w:val="28"/>
+          <w:szCs w:val="28"/>
+        </w:rPr>
+      </w:pPr>
+      <w:r>
+        <w:rPr>
+          <w:i/>
+          <w:iCs/>
+          <w:sz w:val="28"/>
+          <w:szCs w:val="28"/>
+        </w:rPr>
+        <w:t xml:space="preserve">Goal: </w:t>
+      </w:r>
+      <w:r>
+        <w:rPr>
+          <w:i/>
+          <w:iCs/>
+          <w:sz w:val="28"/>
+          <w:szCs w:val="28"/>
+        </w:rPr>
+        <w:t>Gather information on cryptography</w:t>
+      </w:r>
+    </w:p>
+    <w:p>
+      <w:pPr>
+        <w:rPr>
+          <w:sz w:val="28"/>
+          <w:szCs w:val="28"/>
+        </w:rPr>
+      </w:pPr>
+    </w:p>
+    <w:p>
+      <w:pPr>
+        <w:rPr>
+          <w:sz w:val="28"/>
+          <w:szCs w:val="28"/>
+        </w:rPr>
+      </w:pPr>
+      <w:r>
+        <w:rPr>
+          <w:sz w:val="28"/>
+          <w:szCs w:val="28"/>
+        </w:rPr>
+        <w:t>Find materials on:</w:t>
+      </w:r>
+    </w:p>
+    <w:p>
+      <w:pPr>
+        <w:pStyle w:val="Akapitzlist"/>
+        <w:numPr>
+          <w:ilvl w:val="0"/>
+          <w:numId w:val="2"/>
+        </w:numPr>
+        <w:rPr>
+          <w:sz w:val="28"/>
+          <w:szCs w:val="28"/>
+        </w:rPr>
+      </w:pPr>
+      <w:r>
+        <w:rPr>
+          <w:sz w:val="28"/>
+          <w:szCs w:val="28"/>
+        </w:rPr>
+        <w:t xml:space="preserve">Encryption </w:t>
+      </w:r>
+    </w:p>
+    <w:p>
+      <w:pPr>
+        <w:pStyle w:val="Akapitzlist"/>
+        <w:numPr>
+          <w:ilvl w:val="0"/>
+          <w:numId w:val="2"/>
+        </w:numPr>
+        <w:rPr>
+          <w:sz w:val="28"/>
+          <w:szCs w:val="28"/>
+        </w:rPr>
+      </w:pPr>
+      <w:r>
+        <w:rPr>
+          <w:sz w:val="28"/>
+          <w:szCs w:val="28"/>
+        </w:rPr>
+        <w:t>Hashing</w:t>
+      </w:r>
+    </w:p>
+    <w:p>
+      <w:pPr>
+        <w:pStyle w:val="Akapitzlist"/>
+        <w:numPr>
+          <w:ilvl w:val="0"/>
+          <w:numId w:val="2"/>
+        </w:numPr>
+        <w:rPr>
+          <w:sz w:val="28"/>
+          <w:szCs w:val="28"/>
+        </w:rPr>
+      </w:pPr>
+      <w:r>
+        <w:rPr>
+          <w:sz w:val="28"/>
+          <w:szCs w:val="28"/>
+        </w:rPr>
+        <w:t>SSL/TLS</w:t>
+      </w:r>
+    </w:p>
+    <w:p>
+      <w:pPr>
+        <w:pStyle w:val="Akapitzlist"/>
+        <w:numPr>
+          <w:ilvl w:val="0"/>
+          <w:numId w:val="2"/>
+        </w:numPr>
+        <w:rPr>
+          <w:sz w:val="28"/>
+          <w:szCs w:val="28"/>
+        </w:rPr>
+      </w:pPr>
+      <w:r>
+        <w:rPr>
+          <w:sz w:val="28"/>
+          <w:szCs w:val="28"/>
+        </w:rPr>
+        <w:t>Digital certificates</w:t>
+      </w:r>
+    </w:p>
+    <w:p>
+      <w:pPr>
+        <w:pStyle w:val="Akapitzlist"/>
+        <w:numPr>
+          <w:ilvl w:val="0"/>
+          <w:numId w:val="2"/>
+        </w:numPr>
+        <w:rPr>
+          <w:sz w:val="28"/>
+          <w:szCs w:val="28"/>
+        </w:rPr>
+      </w:pPr>
+      <w:r>
+        <w:rPr>
+          <w:sz w:val="28"/>
+          <w:szCs w:val="28"/>
+        </w:rPr>
+        <w:t>Secure payments</w:t>
+      </w:r>
+    </w:p>
+    <w:p>
+      <w:pPr>
+        <w:pStyle w:val="Akapitzlist"/>
+        <w:numPr>
+          <w:ilvl w:val="0"/>
+          <w:numId w:val="2"/>
+        </w:numPr>
+        <w:rPr>
+          <w:sz w:val="28"/>
+          <w:szCs w:val="28"/>
+        </w:rPr>
+      </w:pPr>
+      <w:r>
+        <w:rPr>
+          <w:sz w:val="28"/>
+          <w:szCs w:val="28"/>
+        </w:rPr>
+        <w:t>Data protection</w:t>
+      </w:r>
+    </w:p>
+    <w:p>
+      <w:pPr>
+        <w:rPr>
+          <w:sz w:val="28"/>
+          <w:szCs w:val="28"/>
+        </w:rPr>
+      </w:pPr>
+      <w:r>
+        <w:rPr>
+          <w:sz w:val="28"/>
+          <w:szCs w:val="28"/>
+        </w:rPr>
+        <w:t xml:space="preserve">3-5 sources for references </w:t>
+      </w:r>
+    </w:p>
+    <w:p>
+      <w:pPr>
+        <w:rPr>
+          <w:sz w:val="28"/>
+          <w:szCs w:val="28"/>
+        </w:rPr>
+      </w:pPr>
+    </w:p>
+    <w:p>
+      <w:pPr>
+        <w:rPr>
+          <w:b/>
+          <w:bCs/>
+          <w:sz w:val="28"/>
+          <w:szCs w:val="28"/>
+        </w:rPr>
+      </w:pPr>
+    </w:p>
+    <w:p>
+      <w:pPr>
+        <w:rPr>
+          <w:sz w:val="28"/>
+          <w:szCs w:val="28"/>
+        </w:rPr>
+      </w:pPr>
+    </w:p>
+    <w:p>
+      <w:pPr>
+        <w:rPr>
+          <w:sz w:val="32"/>
+          <w:szCs w:val="32"/>
+        </w:rPr>
+      </w:pPr>
+      <w:r>
+        <w:rPr>
+          <w:b/>
+          <w:bCs/>
+          <w:sz w:val="32"/>
+          <w:szCs w:val="32"/>
+        </w:rPr>
+        <w:t xml:space="preserve">Day </w:t>
+      </w:r>
+      <w:r>
+        <w:rPr>
+          <w:b/>
+          <w:bCs/>
+          <w:sz w:val="32"/>
+          <w:szCs w:val="32"/>
+        </w:rPr>
+        <w:t>3</w:t>
+      </w:r>
+      <w:r>
+        <w:rPr>
+          <w:b/>
+          <w:bCs/>
+          <w:sz w:val="32"/>
+          <w:szCs w:val="32"/>
+        </w:rPr>
+        <w:t xml:space="preserve"> – </w:t>
+      </w:r>
+      <w:r>
+        <w:rPr>
+          <w:sz w:val="32"/>
+          <w:szCs w:val="32"/>
+        </w:rPr>
+        <w:t>writing</w:t>
+      </w:r>
+      <w:r>
+        <w:rPr>
+          <w:sz w:val="32"/>
+          <w:szCs w:val="32"/>
+        </w:rPr>
+        <w:t xml:space="preserve"> Task A</w:t>
+      </w:r>
+    </w:p>
+    <w:p>
+      <w:pPr>
+        <w:rPr>
+          <w:i/>
+          <w:iCs/>
+          <w:sz w:val="28"/>
+          <w:szCs w:val="28"/>
+        </w:rPr>
+      </w:pPr>
+      <w:r>
+        <w:rPr>
+          <w:i/>
+          <w:iCs/>
+          <w:sz w:val="28"/>
+          <w:szCs w:val="28"/>
+        </w:rPr>
+        <w:t>Goal:</w:t>
+      </w:r>
+      <w:r>
+        <w:rPr>
+          <w:i/>
+          <w:iCs/>
+          <w:sz w:val="28"/>
+          <w:szCs w:val="28"/>
+        </w:rPr>
+        <w:t xml:space="preserve"> finish task A</w:t>
+      </w:r>
+    </w:p>
+    <w:p>
+      <w:pPr>
+        <w:rPr>
+          <w:sz w:val="28"/>
+          <w:szCs w:val="28"/>
+        </w:rPr>
+      </w:pPr>
+    </w:p>
+    <w:p>
+      <w:pPr>
+        <w:rPr>
+          <w:sz w:val="28"/>
+          <w:szCs w:val="28"/>
+        </w:rPr>
+      </w:pPr>
+      <w:r>
+        <w:rPr>
+          <w:sz w:val="28"/>
+          <w:szCs w:val="28"/>
+        </w:rPr>
+        <w:t>Divide work:</w:t>
+      </w:r>
+    </w:p>
+    <w:p>
+      <w:pPr>
+        <w:pStyle w:val="Akapitzlist"/>
+        <w:numPr>
+          <w:ilvl w:val="0"/>
+          <w:numId w:val="3"/>
+        </w:numPr>
+        <w:rPr>
+          <w:sz w:val="28"/>
+          <w:szCs w:val="28"/>
+        </w:rPr>
+      </w:pPr>
+      <w:r>
+        <w:rPr>
+          <w:sz w:val="28"/>
+          <w:szCs w:val="28"/>
+        </w:rPr>
+        <w:t>Overview of cryptographic system (400 words)</w:t>
+      </w:r>
+    </w:p>
+    <w:p>
+      <w:pPr>
+        <w:pStyle w:val="Akapitzlist"/>
+        <w:numPr>
+          <w:ilvl w:val="0"/>
+          <w:numId w:val="3"/>
+        </w:numPr>
+        <w:rPr>
+          <w:sz w:val="28"/>
+          <w:szCs w:val="28"/>
+        </w:rPr>
+      </w:pPr>
+      <w:r>
+        <w:rPr>
+          <w:sz w:val="28"/>
+          <w:szCs w:val="28"/>
+        </w:rPr>
+        <w:t>Application in e-commerce (300 words)</w:t>
+      </w:r>
+    </w:p>
+    <w:p>
+      <w:pPr>
+        <w:pStyle w:val="Akapitzlist"/>
+        <w:numPr>
+          <w:ilvl w:val="0"/>
+          <w:numId w:val="3"/>
+        </w:numPr>
+        <w:rPr>
+          <w:sz w:val="28"/>
+          <w:szCs w:val="28"/>
+        </w:rPr>
+      </w:pPr>
+      <w:r>
+        <w:rPr>
+          <w:sz w:val="28"/>
+          <w:szCs w:val="28"/>
+        </w:rPr>
+        <w:t>Recommendations (300 words)</w:t>
+      </w:r>
+    </w:p>
+    <w:p>
+      <w:pPr>
+        <w:rPr>
+          <w:sz w:val="28"/>
+          <w:szCs w:val="28"/>
+        </w:rPr>
+      </w:pPr>
+    </w:p>
+    <w:p>
+      <w:pPr>
+        <w:rPr>
+          <w:sz w:val="28"/>
+          <w:szCs w:val="28"/>
+        </w:rPr>
+      </w:pPr>
+    </w:p>
+    <w:p>
+      <w:pPr>
+        <w:rPr>
+          <w:sz w:val="28"/>
+          <w:szCs w:val="28"/>
+        </w:rPr>
+      </w:pPr>
+    </w:p>
+    <w:p>
+      <w:pPr>
+        <w:rPr>
+          <w:sz w:val="28"/>
+          <w:szCs w:val="28"/>
+        </w:rPr>
+      </w:pPr>
+    </w:p>
+    <w:p>
+      <w:pPr>
+        <w:rPr>
+          <w:sz w:val="28"/>
+          <w:szCs w:val="28"/>
+        </w:rPr>
+      </w:pPr>
+    </w:p>
+    <w:p>
+      <w:pPr>
+        <w:rPr>
+          <w:sz w:val="28"/>
+          <w:szCs w:val="28"/>
+        </w:rPr>
+      </w:pPr>
+    </w:p>
+    <w:p>
+      <w:pPr>
+        <w:jc w:val="center"/>
         <w:rPr>
           <w:b/>
           <w:bCs/>
           <w:sz w:val="52"/>
           <w:szCs w:val="52"/>
         </w:rPr>
-        <w:t xml:space="preserve"> A</w:t>
-      </w:r>
-    </w:p>
-    <w:p>
-      <w:pPr>
-        <w:rPr>
-          <w:sz w:val="28"/>
-          <w:szCs w:val="28"/>
-        </w:rPr>
-      </w:pPr>
-    </w:p>
-    <w:p>
-      <w:pPr>
-        <w:rPr>
-          <w:sz w:val="32"/>
-          <w:szCs w:val="32"/>
-        </w:rPr>
-      </w:pPr>
-      <w:r>
+      </w:pPr>
+      <w:r>
+        <w:rPr>
+          <w:b/>
+          <w:bCs/>
+          <w:sz w:val="52"/>
+          <w:szCs w:val="52"/>
+        </w:rPr>
+        <w:t>TASK B</w:t>
+      </w:r>
+    </w:p>
+    <w:p>
+      <w:pPr>
         <w:rPr>
           <w:b/>
           <w:bCs/>
           <w:sz w:val="32"/>
           <w:szCs w:val="32"/>
         </w:rPr>
-        <w:t xml:space="preserve">Day </w:t>
-      </w:r>
+      </w:pPr>
+    </w:p>
+    <w:p>
+      <w:pPr>
+        <w:rPr>
+          <w:sz w:val="32"/>
+          <w:szCs w:val="32"/>
+        </w:rPr>
+      </w:pPr>
       <w:r>
         <w:rPr>
           <w:b/>
@@ -610,7 +1066,7 @@
           <w:sz w:val="32"/>
           <w:szCs w:val="32"/>
         </w:rPr>
-        <w:t>2</w:t>
+        <w:t xml:space="preserve">Day </w:t>
       </w:r>
       <w:r>
         <w:rPr>
@@ -619,235 +1075,8 @@
           <w:sz w:val="32"/>
           <w:szCs w:val="32"/>
         </w:rPr>
-        <w:t xml:space="preserve"> – </w:t>
-      </w:r>
-      <w:r>
-        <w:rPr>
-          <w:sz w:val="32"/>
-          <w:szCs w:val="32"/>
-        </w:rPr>
-        <w:t>research to Task A</w:t>
-      </w:r>
-    </w:p>
-    <w:p>
-      <w:pPr>
-        <w:rPr>
-          <w:i/>
-          <w:iCs/>
-          <w:sz w:val="28"/>
-          <w:szCs w:val="28"/>
-        </w:rPr>
-      </w:pPr>
-      <w:r>
-        <w:rPr>
-          <w:i/>
-          <w:iCs/>
-          <w:sz w:val="28"/>
-          <w:szCs w:val="28"/>
-        </w:rPr>
-        <w:t xml:space="preserve">Goal: </w:t>
-      </w:r>
-      <w:r>
-        <w:rPr>
-          <w:i/>
-          <w:iCs/>
-          <w:sz w:val="28"/>
-          <w:szCs w:val="28"/>
-        </w:rPr>
-        <w:t>Gather information on cryptography</w:t>
-      </w:r>
-    </w:p>
-    <w:p>
-      <w:pPr>
-        <w:rPr>
-          <w:sz w:val="28"/>
-          <w:szCs w:val="28"/>
-        </w:rPr>
-      </w:pPr>
-    </w:p>
-    <w:p>
-      <w:pPr>
-        <w:rPr>
-          <w:sz w:val="28"/>
-          <w:szCs w:val="28"/>
-        </w:rPr>
-      </w:pPr>
-      <w:r>
-        <w:rPr>
-          <w:sz w:val="28"/>
-          <w:szCs w:val="28"/>
-        </w:rPr>
-        <w:t>Find materials on:</w:t>
-      </w:r>
-    </w:p>
-    <w:p>
-      <w:pPr>
-        <w:pStyle w:val="Akapitzlist"/>
-        <w:numPr>
-          <w:ilvl w:val="0"/>
-          <w:numId w:val="2"/>
-        </w:numPr>
-        <w:rPr>
-          <w:sz w:val="28"/>
-          <w:szCs w:val="28"/>
-        </w:rPr>
-      </w:pPr>
-      <w:r>
-        <w:rPr>
-          <w:sz w:val="28"/>
-          <w:szCs w:val="28"/>
-        </w:rPr>
-        <w:t xml:space="preserve">Encryption </w:t>
-      </w:r>
-    </w:p>
-    <w:p>
-      <w:pPr>
-        <w:pStyle w:val="Akapitzlist"/>
-        <w:numPr>
-          <w:ilvl w:val="0"/>
-          <w:numId w:val="2"/>
-        </w:numPr>
-        <w:rPr>
-          <w:sz w:val="28"/>
-          <w:szCs w:val="28"/>
-        </w:rPr>
-      </w:pPr>
-      <w:r>
-        <w:rPr>
-          <w:sz w:val="28"/>
-          <w:szCs w:val="28"/>
-        </w:rPr>
-        <w:t>Hashing</w:t>
-      </w:r>
-    </w:p>
-    <w:p>
-      <w:pPr>
-        <w:pStyle w:val="Akapitzlist"/>
-        <w:numPr>
-          <w:ilvl w:val="0"/>
-          <w:numId w:val="2"/>
-        </w:numPr>
-        <w:rPr>
-          <w:sz w:val="28"/>
-          <w:szCs w:val="28"/>
-        </w:rPr>
-      </w:pPr>
-      <w:r>
-        <w:rPr>
-          <w:sz w:val="28"/>
-          <w:szCs w:val="28"/>
-        </w:rPr>
-        <w:t>SSL/TLS</w:t>
-      </w:r>
-    </w:p>
-    <w:p>
-      <w:pPr>
-        <w:pStyle w:val="Akapitzlist"/>
-        <w:numPr>
-          <w:ilvl w:val="0"/>
-          <w:numId w:val="2"/>
-        </w:numPr>
-        <w:rPr>
-          <w:sz w:val="28"/>
-          <w:szCs w:val="28"/>
-        </w:rPr>
-      </w:pPr>
-      <w:r>
-        <w:rPr>
-          <w:sz w:val="28"/>
-          <w:szCs w:val="28"/>
-        </w:rPr>
-        <w:t>Digital certificates</w:t>
-      </w:r>
-    </w:p>
-    <w:p>
-      <w:pPr>
-        <w:pStyle w:val="Akapitzlist"/>
-        <w:numPr>
-          <w:ilvl w:val="0"/>
-          <w:numId w:val="2"/>
-        </w:numPr>
-        <w:rPr>
-          <w:sz w:val="28"/>
-          <w:szCs w:val="28"/>
-        </w:rPr>
-      </w:pPr>
-      <w:r>
-        <w:rPr>
-          <w:sz w:val="28"/>
-          <w:szCs w:val="28"/>
-        </w:rPr>
-        <w:t>Secure payments</w:t>
-      </w:r>
-    </w:p>
-    <w:p>
-      <w:pPr>
-        <w:pStyle w:val="Akapitzlist"/>
-        <w:numPr>
-          <w:ilvl w:val="0"/>
-          <w:numId w:val="2"/>
-        </w:numPr>
-        <w:rPr>
-          <w:sz w:val="28"/>
-          <w:szCs w:val="28"/>
-        </w:rPr>
-      </w:pPr>
-      <w:r>
-        <w:rPr>
-          <w:sz w:val="28"/>
-          <w:szCs w:val="28"/>
-        </w:rPr>
-        <w:t>Data protection</w:t>
-      </w:r>
-    </w:p>
-    <w:p>
-      <w:pPr>
-        <w:rPr>
-          <w:sz w:val="28"/>
-          <w:szCs w:val="28"/>
-        </w:rPr>
-      </w:pPr>
-      <w:r>
-        <w:rPr>
-          <w:sz w:val="28"/>
-          <w:szCs w:val="28"/>
-        </w:rPr>
-        <w:t xml:space="preserve">3-5 sources for references </w:t>
-      </w:r>
-    </w:p>
-    <w:p>
-      <w:pPr>
-        <w:rPr>
-          <w:sz w:val="28"/>
-          <w:szCs w:val="28"/>
-        </w:rPr>
-      </w:pPr>
-    </w:p>
-    <w:p>
-      <w:pPr>
-        <w:rPr>
-          <w:b/>
-          <w:bCs/>
-          <w:sz w:val="28"/>
-          <w:szCs w:val="28"/>
-        </w:rPr>
-      </w:pPr>
-    </w:p>
-    <w:p>
-      <w:pPr>
-        <w:rPr>
-          <w:sz w:val="28"/>
-          <w:szCs w:val="28"/>
-        </w:rPr>
-      </w:pPr>
-    </w:p>
-    <w:p>
-      <w:pPr>
-        <w:rPr>
-          <w:sz w:val="32"/>
-          <w:szCs w:val="32"/>
-        </w:rPr>
-      </w:pPr>
+        <w:t>4</w:t>
+      </w:r>
       <w:r>
         <w:rPr>
           <w:b/>
@@ -855,8 +1084,467 @@
           <w:sz w:val="32"/>
           <w:szCs w:val="32"/>
         </w:rPr>
-        <w:t xml:space="preserve">Day </w:t>
-      </w:r>
+        <w:t xml:space="preserve"> – </w:t>
+      </w:r>
+      <w:r>
+        <w:rPr>
+          <w:sz w:val="32"/>
+          <w:szCs w:val="32"/>
+        </w:rPr>
+        <w:t>Project: Application To-Do</w:t>
+      </w:r>
+    </w:p>
+    <w:p>
+      <w:pPr>
+        <w:rPr>
+          <w:i/>
+          <w:iCs/>
+          <w:sz w:val="28"/>
+          <w:szCs w:val="28"/>
+        </w:rPr>
+      </w:pPr>
+      <w:r>
+        <w:rPr>
+          <w:i/>
+          <w:iCs/>
+          <w:sz w:val="28"/>
+          <w:szCs w:val="28"/>
+        </w:rPr>
+        <w:t>Goal:</w:t>
+      </w:r>
+      <w:r>
+        <w:rPr>
+          <w:i/>
+          <w:iCs/>
+          <w:sz w:val="28"/>
+          <w:szCs w:val="28"/>
+        </w:rPr>
+        <w:t xml:space="preserve"> application plan</w:t>
+      </w:r>
+    </w:p>
+    <w:p>
+      <w:pPr>
+        <w:rPr>
+          <w:i/>
+          <w:iCs/>
+          <w:sz w:val="28"/>
+          <w:szCs w:val="28"/>
+        </w:rPr>
+      </w:pPr>
+    </w:p>
+    <w:p>
+      <w:pPr>
+        <w:rPr>
+          <w:b/>
+          <w:bCs/>
+          <w:sz w:val="28"/>
+          <w:szCs w:val="28"/>
+          <w:u w:val="single"/>
+        </w:rPr>
+      </w:pPr>
+      <w:r>
+        <w:rPr>
+          <w:b/>
+          <w:bCs/>
+          <w:sz w:val="28"/>
+          <w:szCs w:val="28"/>
+          <w:u w:val="single"/>
+        </w:rPr>
+        <w:t>Technologies:</w:t>
+      </w:r>
+    </w:p>
+    <w:p>
+      <w:pPr>
+        <w:pStyle w:val="Akapitzlist"/>
+        <w:numPr>
+          <w:ilvl w:val="0"/>
+          <w:numId w:val="4"/>
+        </w:numPr>
+        <w:rPr>
+          <w:sz w:val="28"/>
+          <w:szCs w:val="28"/>
+        </w:rPr>
+      </w:pPr>
+      <w:r>
+        <w:rPr>
+          <w:sz w:val="28"/>
+          <w:szCs w:val="28"/>
+        </w:rPr>
+        <w:t>HTML – structure</w:t>
+      </w:r>
+    </w:p>
+    <w:p>
+      <w:pPr>
+        <w:pStyle w:val="Akapitzlist"/>
+        <w:numPr>
+          <w:ilvl w:val="0"/>
+          <w:numId w:val="4"/>
+        </w:numPr>
+        <w:rPr>
+          <w:sz w:val="28"/>
+          <w:szCs w:val="28"/>
+        </w:rPr>
+      </w:pPr>
+      <w:r>
+        <w:rPr>
+          <w:sz w:val="28"/>
+          <w:szCs w:val="28"/>
+        </w:rPr>
+        <w:t>CSS – styles</w:t>
+      </w:r>
+    </w:p>
+    <w:p>
+      <w:pPr>
+        <w:pStyle w:val="Akapitzlist"/>
+        <w:numPr>
+          <w:ilvl w:val="0"/>
+          <w:numId w:val="4"/>
+        </w:numPr>
+        <w:rPr>
+          <w:sz w:val="28"/>
+          <w:szCs w:val="28"/>
+        </w:rPr>
+      </w:pPr>
+      <w:r>
+        <w:rPr>
+          <w:sz w:val="28"/>
+          <w:szCs w:val="28"/>
+        </w:rPr>
+        <w:t xml:space="preserve">JavaScript – interaction </w:t>
+      </w:r>
+    </w:p>
+    <w:p>
+      <w:pPr>
+        <w:pStyle w:val="Akapitzlist"/>
+        <w:numPr>
+          <w:ilvl w:val="0"/>
+          <w:numId w:val="4"/>
+        </w:numPr>
+        <w:rPr>
+          <w:sz w:val="28"/>
+          <w:szCs w:val="28"/>
+        </w:rPr>
+      </w:pPr>
+      <w:r>
+        <w:rPr>
+          <w:sz w:val="28"/>
+          <w:szCs w:val="28"/>
+        </w:rPr>
+        <w:t>PHP – logic</w:t>
+      </w:r>
+    </w:p>
+    <w:p>
+      <w:pPr>
+        <w:pStyle w:val="Akapitzlist"/>
+        <w:numPr>
+          <w:ilvl w:val="0"/>
+          <w:numId w:val="4"/>
+        </w:numPr>
+        <w:rPr>
+          <w:sz w:val="28"/>
+          <w:szCs w:val="28"/>
+        </w:rPr>
+      </w:pPr>
+      <w:r>
+        <w:rPr>
+          <w:sz w:val="28"/>
+          <w:szCs w:val="28"/>
+        </w:rPr>
+        <w:t>MySQL – data base</w:t>
+      </w:r>
+    </w:p>
+    <w:p>
+      <w:pPr>
+        <w:rPr>
+          <w:b/>
+          <w:bCs/>
+          <w:sz w:val="28"/>
+          <w:szCs w:val="28"/>
+          <w:u w:val="single"/>
+        </w:rPr>
+      </w:pPr>
+      <w:r>
+        <w:rPr>
+          <w:b/>
+          <w:bCs/>
+          <w:sz w:val="28"/>
+          <w:szCs w:val="28"/>
+          <w:u w:val="single"/>
+        </w:rPr>
+        <w:t>Functions:</w:t>
+      </w:r>
+    </w:p>
+    <w:p>
+      <w:pPr>
+        <w:pStyle w:val="Akapitzlist"/>
+        <w:numPr>
+          <w:ilvl w:val="0"/>
+          <w:numId w:val="5"/>
+        </w:numPr>
+        <w:rPr>
+          <w:sz w:val="28"/>
+          <w:szCs w:val="28"/>
+        </w:rPr>
+      </w:pPr>
+      <w:r>
+        <w:rPr>
+          <w:sz w:val="28"/>
+          <w:szCs w:val="28"/>
+        </w:rPr>
+        <w:t>Add task</w:t>
+      </w:r>
+    </w:p>
+    <w:p>
+      <w:pPr>
+        <w:pStyle w:val="Akapitzlist"/>
+        <w:numPr>
+          <w:ilvl w:val="0"/>
+          <w:numId w:val="5"/>
+        </w:numPr>
+        <w:rPr>
+          <w:sz w:val="28"/>
+          <w:szCs w:val="28"/>
+        </w:rPr>
+      </w:pPr>
+      <w:r>
+        <w:rPr>
+          <w:sz w:val="28"/>
+          <w:szCs w:val="28"/>
+        </w:rPr>
+        <w:t>Edit task</w:t>
+      </w:r>
+    </w:p>
+    <w:p>
+      <w:pPr>
+        <w:pStyle w:val="Akapitzlist"/>
+        <w:numPr>
+          <w:ilvl w:val="0"/>
+          <w:numId w:val="5"/>
+        </w:numPr>
+        <w:rPr>
+          <w:sz w:val="28"/>
+          <w:szCs w:val="28"/>
+        </w:rPr>
+      </w:pPr>
+      <w:r>
+        <w:rPr>
+          <w:sz w:val="28"/>
+          <w:szCs w:val="28"/>
+        </w:rPr>
+        <w:t>Delete task</w:t>
+      </w:r>
+    </w:p>
+    <w:p>
+      <w:pPr>
+        <w:pStyle w:val="Akapitzlist"/>
+        <w:numPr>
+          <w:ilvl w:val="0"/>
+          <w:numId w:val="5"/>
+        </w:numPr>
+        <w:rPr>
+          <w:sz w:val="28"/>
+          <w:szCs w:val="28"/>
+        </w:rPr>
+      </w:pPr>
+      <w:r>
+        <w:rPr>
+          <w:sz w:val="28"/>
+          <w:szCs w:val="28"/>
+        </w:rPr>
+        <w:t>Display task</w:t>
+      </w:r>
+    </w:p>
+    <w:p>
+      <w:pPr>
+        <w:rPr>
+          <w:sz w:val="28"/>
+          <w:szCs w:val="28"/>
+        </w:rPr>
+      </w:pPr>
+    </w:p>
+    <w:p>
+      <w:pPr>
+        <w:rPr>
+          <w:b/>
+          <w:bCs/>
+          <w:sz w:val="28"/>
+          <w:szCs w:val="28"/>
+          <w:u w:val="single"/>
+        </w:rPr>
+      </w:pPr>
+      <w:r>
+        <w:rPr>
+          <w:b/>
+          <w:bCs/>
+          <w:sz w:val="28"/>
+          <w:szCs w:val="28"/>
+          <w:u w:val="single"/>
+        </w:rPr>
+        <w:t>Data base</w:t>
+      </w:r>
+      <w:r>
+        <w:rPr>
+          <w:b/>
+          <w:bCs/>
+          <w:sz w:val="28"/>
+          <w:szCs w:val="28"/>
+          <w:u w:val="single"/>
+        </w:rPr>
+        <w:t>:</w:t>
+      </w:r>
+    </w:p>
+    <w:p>
+      <w:pPr>
+        <w:pStyle w:val="Akapitzlist"/>
+        <w:numPr>
+          <w:ilvl w:val="0"/>
+          <w:numId w:val="7"/>
+        </w:numPr>
+        <w:rPr>
+          <w:sz w:val="28"/>
+          <w:szCs w:val="28"/>
+        </w:rPr>
+      </w:pPr>
+      <w:r>
+        <w:rPr>
+          <w:sz w:val="28"/>
+          <w:szCs w:val="28"/>
+        </w:rPr>
+        <w:t xml:space="preserve">Data base name: </w:t>
+      </w:r>
+      <w:r>
+        <w:rPr>
+          <w:b/>
+          <w:bCs/>
+          <w:sz w:val="28"/>
+          <w:szCs w:val="28"/>
+        </w:rPr>
+        <w:t>tasks</w:t>
+      </w:r>
+    </w:p>
+    <w:p>
+      <w:pPr>
+        <w:pStyle w:val="Akapitzlist"/>
+        <w:numPr>
+          <w:ilvl w:val="0"/>
+          <w:numId w:val="7"/>
+        </w:numPr>
+        <w:rPr>
+          <w:sz w:val="28"/>
+          <w:szCs w:val="28"/>
+        </w:rPr>
+      </w:pPr>
+      <w:r>
+        <w:rPr>
+          <w:sz w:val="28"/>
+          <w:szCs w:val="28"/>
+        </w:rPr>
+        <w:t>Data base:</w:t>
+      </w:r>
+    </w:p>
+    <w:p>
+      <w:pPr>
+        <w:pStyle w:val="Akapitzlist"/>
+        <w:numPr>
+          <w:ilvl w:val="0"/>
+          <w:numId w:val="8"/>
+        </w:numPr>
+        <w:rPr>
+          <w:sz w:val="28"/>
+          <w:szCs w:val="28"/>
+        </w:rPr>
+      </w:pPr>
+      <w:r>
+        <w:rPr>
+          <w:sz w:val="28"/>
+          <w:szCs w:val="28"/>
+        </w:rPr>
+        <w:t>Id</w:t>
+      </w:r>
+    </w:p>
+    <w:p>
+      <w:pPr>
+        <w:pStyle w:val="Akapitzlist"/>
+        <w:numPr>
+          <w:ilvl w:val="0"/>
+          <w:numId w:val="8"/>
+        </w:numPr>
+        <w:rPr>
+          <w:sz w:val="28"/>
+          <w:szCs w:val="28"/>
+        </w:rPr>
+      </w:pPr>
+      <w:r>
+        <w:rPr>
+          <w:sz w:val="28"/>
+          <w:szCs w:val="28"/>
+        </w:rPr>
+        <w:t>Task</w:t>
+      </w:r>
+    </w:p>
+    <w:p>
+      <w:pPr>
+        <w:pStyle w:val="Akapitzlist"/>
+        <w:numPr>
+          <w:ilvl w:val="0"/>
+          <w:numId w:val="8"/>
+        </w:numPr>
+        <w:rPr>
+          <w:sz w:val="28"/>
+          <w:szCs w:val="28"/>
+        </w:rPr>
+      </w:pPr>
+      <w:r>
+        <w:rPr>
+          <w:sz w:val="28"/>
+          <w:szCs w:val="28"/>
+        </w:rPr>
+        <w:t>Created at</w:t>
+      </w:r>
+    </w:p>
+    <w:p>
+      <w:pPr>
+        <w:pStyle w:val="Akapitzlist"/>
+        <w:numPr>
+          <w:ilvl w:val="0"/>
+          <w:numId w:val="8"/>
+        </w:numPr>
+        <w:rPr>
+          <w:sz w:val="28"/>
+          <w:szCs w:val="28"/>
+        </w:rPr>
+      </w:pPr>
+      <w:r>
+        <w:rPr>
+          <w:sz w:val="28"/>
+          <w:szCs w:val="28"/>
+        </w:rPr>
+        <w:t>Updated at</w:t>
+      </w:r>
+    </w:p>
+    <w:p>
+      <w:pPr>
+        <w:rPr>
+          <w:sz w:val="28"/>
+          <w:szCs w:val="28"/>
+        </w:rPr>
+      </w:pPr>
+    </w:p>
+    <w:p>
+      <w:pPr>
+        <w:rPr>
+          <w:sz w:val="28"/>
+          <w:szCs w:val="28"/>
+        </w:rPr>
+      </w:pPr>
+    </w:p>
+    <w:p>
+      <w:pPr>
+        <w:rPr>
+          <w:sz w:val="32"/>
+          <w:szCs w:val="32"/>
+        </w:rPr>
+      </w:pPr>
       <w:r>
         <w:rPr>
           <w:b/>
@@ -864,7 +1552,8 @@
           <w:sz w:val="32"/>
           <w:szCs w:val="32"/>
         </w:rPr>
-        <w:t>3</w:t>
+        <w:lastRenderedPageBreak/>
+        <w:t xml:space="preserve">Day </w:t>
       </w:r>
       <w:r>
         <w:rPr>
@@ -873,219 +1562,248 @@
           <w:sz w:val="32"/>
           <w:szCs w:val="32"/>
         </w:rPr>
-        <w:t xml:space="preserve"> – </w:t>
-      </w:r>
-      <w:r>
-        <w:rPr>
-          <w:sz w:val="32"/>
-          <w:szCs w:val="32"/>
-        </w:rPr>
-        <w:t>writing</w:t>
-      </w:r>
-      <w:r>
-        <w:rPr>
-          <w:sz w:val="32"/>
-          <w:szCs w:val="32"/>
-        </w:rPr>
-        <w:t xml:space="preserve"> Task A</w:t>
-      </w:r>
-    </w:p>
-    <w:p>
-      <w:pPr>
-        <w:rPr>
-          <w:i/>
-          <w:iCs/>
-          <w:sz w:val="28"/>
-          <w:szCs w:val="28"/>
-        </w:rPr>
-      </w:pPr>
-      <w:r>
-        <w:rPr>
-          <w:i/>
-          <w:iCs/>
-          <w:sz w:val="28"/>
-          <w:szCs w:val="28"/>
-        </w:rPr>
-        <w:t>Goal:</w:t>
-      </w:r>
-      <w:r>
-        <w:rPr>
-          <w:i/>
-          <w:iCs/>
-          <w:sz w:val="28"/>
-          <w:szCs w:val="28"/>
-        </w:rPr>
-        <w:t xml:space="preserve"> finish task A</w:t>
-      </w:r>
-    </w:p>
-    <w:p>
-      <w:pPr>
-        <w:rPr>
-          <w:sz w:val="28"/>
-          <w:szCs w:val="28"/>
-        </w:rPr>
-      </w:pPr>
-    </w:p>
-    <w:p>
-      <w:pPr>
-        <w:rPr>
-          <w:sz w:val="28"/>
-          <w:szCs w:val="28"/>
-        </w:rPr>
-      </w:pPr>
-      <w:r>
-        <w:rPr>
-          <w:sz w:val="28"/>
-          <w:szCs w:val="28"/>
-        </w:rPr>
-        <w:t>Divide work:</w:t>
-      </w:r>
-    </w:p>
-    <w:p>
-      <w:pPr>
-        <w:pStyle w:val="Akapitzlist"/>
-        <w:numPr>
-          <w:ilvl w:val="0"/>
-          <w:numId w:val="3"/>
-        </w:numPr>
-        <w:rPr>
-          <w:sz w:val="28"/>
-          <w:szCs w:val="28"/>
-        </w:rPr>
-      </w:pPr>
-      <w:r>
-        <w:rPr>
-          <w:sz w:val="28"/>
-          <w:szCs w:val="28"/>
-        </w:rPr>
-        <w:t>Overview of cryptographic system (400 words)</w:t>
-      </w:r>
-    </w:p>
-    <w:p>
-      <w:pPr>
-        <w:pStyle w:val="Akapitzlist"/>
-        <w:numPr>
-          <w:ilvl w:val="0"/>
-          <w:numId w:val="3"/>
-        </w:numPr>
-        <w:rPr>
-          <w:sz w:val="28"/>
-          <w:szCs w:val="28"/>
-        </w:rPr>
-      </w:pPr>
-      <w:r>
-        <w:rPr>
-          <w:sz w:val="28"/>
-          <w:szCs w:val="28"/>
-        </w:rPr>
-        <w:t>Application in e-commerce (300 words)</w:t>
-      </w:r>
-    </w:p>
-    <w:p>
-      <w:pPr>
-        <w:pStyle w:val="Akapitzlist"/>
-        <w:numPr>
-          <w:ilvl w:val="0"/>
-          <w:numId w:val="3"/>
-        </w:numPr>
-        <w:rPr>
-          <w:sz w:val="28"/>
-          <w:szCs w:val="28"/>
-        </w:rPr>
-      </w:pPr>
-      <w:r>
-        <w:rPr>
-          <w:sz w:val="28"/>
-          <w:szCs w:val="28"/>
-        </w:rPr>
-        <w:t>Recommendations (300 words)</w:t>
-      </w:r>
-    </w:p>
-    <w:p>
-      <w:pPr>
-        <w:rPr>
-          <w:sz w:val="28"/>
-          <w:szCs w:val="28"/>
-        </w:rPr>
-      </w:pPr>
-    </w:p>
-    <w:p>
-      <w:pPr>
-        <w:rPr>
-          <w:sz w:val="28"/>
-          <w:szCs w:val="28"/>
-        </w:rPr>
-      </w:pPr>
-    </w:p>
-    <w:p>
-      <w:pPr>
-        <w:rPr>
-          <w:sz w:val="28"/>
-          <w:szCs w:val="28"/>
-        </w:rPr>
-      </w:pPr>
-    </w:p>
-    <w:p>
-      <w:pPr>
-        <w:rPr>
-          <w:sz w:val="28"/>
-          <w:szCs w:val="28"/>
-        </w:rPr>
-      </w:pPr>
-    </w:p>
-    <w:p>
-      <w:pPr>
-        <w:rPr>
-          <w:sz w:val="28"/>
-          <w:szCs w:val="28"/>
-        </w:rPr>
-      </w:pPr>
-    </w:p>
-    <w:p>
-      <w:pPr>
-        <w:rPr>
-          <w:sz w:val="28"/>
-          <w:szCs w:val="28"/>
-        </w:rPr>
-      </w:pPr>
-    </w:p>
-    <w:p>
-      <w:pPr>
-        <w:jc w:val="center"/>
-        <w:rPr>
-          <w:b/>
-          <w:bCs/>
-          <w:sz w:val="52"/>
-          <w:szCs w:val="52"/>
-        </w:rPr>
-      </w:pPr>
-      <w:r>
-        <w:rPr>
-          <w:b/>
-          <w:bCs/>
-          <w:sz w:val="52"/>
-          <w:szCs w:val="52"/>
-        </w:rPr>
-        <w:t xml:space="preserve">TASK </w:t>
-      </w:r>
-      <w:r>
-        <w:rPr>
-          <w:b/>
-          <w:bCs/>
-          <w:sz w:val="52"/>
-          <w:szCs w:val="52"/>
-        </w:rPr>
-        <w:t>B</w:t>
-      </w:r>
-    </w:p>
-    <w:p>
-      <w:pPr>
+        <w:t>5</w:t>
+      </w:r>
+      <w:r>
         <w:rPr>
           <w:b/>
           <w:bCs/>
           <w:sz w:val="32"/>
           <w:szCs w:val="32"/>
         </w:rPr>
+        <w:t xml:space="preserve"> – </w:t>
+      </w:r>
+      <w:r>
+        <w:rPr>
+          <w:sz w:val="32"/>
+          <w:szCs w:val="32"/>
+        </w:rPr>
+        <w:t>Creating the application</w:t>
+      </w:r>
+    </w:p>
+    <w:p>
+      <w:pPr>
+        <w:rPr>
+          <w:i/>
+          <w:iCs/>
+          <w:sz w:val="28"/>
+          <w:szCs w:val="28"/>
+        </w:rPr>
+      </w:pPr>
+      <w:r>
+        <w:rPr>
+          <w:i/>
+          <w:iCs/>
+          <w:sz w:val="28"/>
+          <w:szCs w:val="28"/>
+        </w:rPr>
+        <w:t>Goal:</w:t>
+      </w:r>
+      <w:r>
+        <w:rPr>
+          <w:i/>
+          <w:iCs/>
+          <w:sz w:val="28"/>
+          <w:szCs w:val="28"/>
+        </w:rPr>
+        <w:t xml:space="preserve"> creating the To-Do application</w:t>
+      </w:r>
+    </w:p>
+    <w:p>
+      <w:pPr>
+        <w:rPr>
+          <w:b/>
+          <w:bCs/>
+          <w:sz w:val="28"/>
+          <w:szCs w:val="28"/>
+          <w:u w:val="single"/>
+        </w:rPr>
+      </w:pPr>
+      <w:r>
+        <w:rPr>
+          <w:b/>
+          <w:bCs/>
+          <w:sz w:val="28"/>
+          <w:szCs w:val="28"/>
+          <w:u w:val="single"/>
+        </w:rPr>
+        <w:t>To do:</w:t>
+      </w:r>
+    </w:p>
+    <w:p>
+      <w:pPr>
+        <w:pStyle w:val="Akapitzlist"/>
+        <w:numPr>
+          <w:ilvl w:val="0"/>
+          <w:numId w:val="11"/>
+        </w:numPr>
+        <w:rPr>
+          <w:sz w:val="28"/>
+          <w:szCs w:val="28"/>
+        </w:rPr>
+      </w:pPr>
+      <w:r>
+        <w:rPr>
+          <w:sz w:val="28"/>
+          <w:szCs w:val="28"/>
+        </w:rPr>
+        <w:t>Form: add task</w:t>
+      </w:r>
+    </w:p>
+    <w:p>
+      <w:pPr>
+        <w:pStyle w:val="Akapitzlist"/>
+        <w:numPr>
+          <w:ilvl w:val="0"/>
+          <w:numId w:val="11"/>
+        </w:numPr>
+        <w:rPr>
+          <w:sz w:val="28"/>
+          <w:szCs w:val="28"/>
+        </w:rPr>
+      </w:pPr>
+      <w:r>
+        <w:rPr>
+          <w:sz w:val="28"/>
+          <w:szCs w:val="28"/>
+        </w:rPr>
+        <w:t>From: edit task</w:t>
+      </w:r>
+    </w:p>
+    <w:p>
+      <w:pPr>
+        <w:pStyle w:val="Akapitzlist"/>
+        <w:numPr>
+          <w:ilvl w:val="0"/>
+          <w:numId w:val="11"/>
+        </w:numPr>
+        <w:rPr>
+          <w:sz w:val="28"/>
+          <w:szCs w:val="28"/>
+        </w:rPr>
+      </w:pPr>
+      <w:r>
+        <w:rPr>
+          <w:sz w:val="28"/>
+          <w:szCs w:val="28"/>
+        </w:rPr>
+        <w:t>List of all tasks</w:t>
+      </w:r>
+    </w:p>
+    <w:p>
+      <w:pPr>
+        <w:pStyle w:val="Akapitzlist"/>
+        <w:numPr>
+          <w:ilvl w:val="0"/>
+          <w:numId w:val="11"/>
+        </w:numPr>
+        <w:rPr>
+          <w:sz w:val="28"/>
+          <w:szCs w:val="28"/>
+        </w:rPr>
+      </w:pPr>
+      <w:r>
+        <w:rPr>
+          <w:sz w:val="28"/>
+          <w:szCs w:val="28"/>
+        </w:rPr>
+        <w:t>Buttons</w:t>
+      </w:r>
+    </w:p>
+    <w:p>
+      <w:pPr>
+        <w:pStyle w:val="Akapitzlist"/>
+        <w:numPr>
+          <w:ilvl w:val="1"/>
+          <w:numId w:val="11"/>
+        </w:numPr>
+        <w:rPr>
+          <w:sz w:val="28"/>
+          <w:szCs w:val="28"/>
+        </w:rPr>
+      </w:pPr>
+      <w:r>
+        <w:rPr>
+          <w:sz w:val="28"/>
+          <w:szCs w:val="28"/>
+        </w:rPr>
+        <w:t>Edit</w:t>
+      </w:r>
+    </w:p>
+    <w:p>
+      <w:pPr>
+        <w:pStyle w:val="Akapitzlist"/>
+        <w:numPr>
+          <w:ilvl w:val="1"/>
+          <w:numId w:val="11"/>
+        </w:numPr>
+        <w:rPr>
+          <w:sz w:val="28"/>
+          <w:szCs w:val="28"/>
+        </w:rPr>
+      </w:pPr>
+      <w:r>
+        <w:rPr>
+          <w:sz w:val="28"/>
+          <w:szCs w:val="28"/>
+        </w:rPr>
+        <w:t>Delete</w:t>
+      </w:r>
+    </w:p>
+    <w:p>
+      <w:pPr>
+        <w:pStyle w:val="Akapitzlist"/>
+        <w:numPr>
+          <w:ilvl w:val="1"/>
+          <w:numId w:val="11"/>
+        </w:numPr>
+        <w:rPr>
+          <w:sz w:val="28"/>
+          <w:szCs w:val="28"/>
+        </w:rPr>
+      </w:pPr>
+      <w:r>
+        <w:rPr>
+          <w:sz w:val="28"/>
+          <w:szCs w:val="28"/>
+        </w:rPr>
+        <w:t>Back</w:t>
+      </w:r>
+    </w:p>
+    <w:p>
+      <w:pPr>
+        <w:pStyle w:val="Akapitzlist"/>
+        <w:numPr>
+          <w:ilvl w:val="1"/>
+          <w:numId w:val="11"/>
+        </w:numPr>
+        <w:rPr>
+          <w:sz w:val="28"/>
+          <w:szCs w:val="28"/>
+        </w:rPr>
+      </w:pPr>
+      <w:r>
+        <w:rPr>
+          <w:sz w:val="28"/>
+          <w:szCs w:val="28"/>
+        </w:rPr>
+        <w:t>Show task</w:t>
+      </w:r>
+    </w:p>
+    <w:p>
+      <w:pPr>
+        <w:rPr>
+          <w:sz w:val="28"/>
+          <w:szCs w:val="28"/>
+        </w:rPr>
+      </w:pPr>
+    </w:p>
+    <w:p>
+      <w:pPr>
+        <w:rPr>
+          <w:sz w:val="28"/>
+          <w:szCs w:val="28"/>
+        </w:rPr>
       </w:pPr>
     </w:p>
     <w:p>
@@ -1111,7 +1829,7 @@
           <w:sz w:val="32"/>
           <w:szCs w:val="32"/>
         </w:rPr>
-        <w:t>4</w:t>
+        <w:t>6</w:t>
       </w:r>
       <w:r>
         <w:rPr>
@@ -1127,7 +1845,7 @@
           <w:sz w:val="32"/>
           <w:szCs w:val="32"/>
         </w:rPr>
-        <w:t>Project: Application To-Do</w:t>
+        <w:t>preparing Task B</w:t>
       </w:r>
     </w:p>
     <w:p>
@@ -1155,788 +1873,7 @@
           <w:sz w:val="28"/>
           <w:szCs w:val="28"/>
         </w:rPr>
-        <w:t xml:space="preserve"> </w:t>
-      </w:r>
-      <w:r>
-        <w:rPr>
-          <w:i/>
-          <w:iCs/>
-          <w:sz w:val="28"/>
-          <w:szCs w:val="28"/>
-        </w:rPr>
-        <w:t>application plan</w:t>
-      </w:r>
-    </w:p>
-    <w:p>
-      <w:pPr>
-        <w:rPr>
-          <w:i/>
-          <w:iCs/>
-          <w:sz w:val="28"/>
-          <w:szCs w:val="28"/>
-        </w:rPr>
-      </w:pPr>
-    </w:p>
-    <w:p>
-      <w:pPr>
-        <w:rPr>
-          <w:b/>
-          <w:bCs/>
-          <w:sz w:val="28"/>
-          <w:szCs w:val="28"/>
-          <w:u w:val="single"/>
-        </w:rPr>
-      </w:pPr>
-      <w:r>
-        <w:rPr>
-          <w:b/>
-          <w:bCs/>
-          <w:sz w:val="28"/>
-          <w:szCs w:val="28"/>
-          <w:u w:val="single"/>
-        </w:rPr>
-        <w:t>Technologies:</w:t>
-      </w:r>
-    </w:p>
-    <w:p>
-      <w:pPr>
-        <w:pStyle w:val="Akapitzlist"/>
-        <w:numPr>
-          <w:ilvl w:val="0"/>
-          <w:numId w:val="4"/>
-        </w:numPr>
-        <w:rPr>
-          <w:sz w:val="28"/>
-          <w:szCs w:val="28"/>
-        </w:rPr>
-      </w:pPr>
-      <w:r>
-        <w:rPr>
-          <w:sz w:val="28"/>
-          <w:szCs w:val="28"/>
-        </w:rPr>
-        <w:t>HTML – structure</w:t>
-      </w:r>
-    </w:p>
-    <w:p>
-      <w:pPr>
-        <w:pStyle w:val="Akapitzlist"/>
-        <w:numPr>
-          <w:ilvl w:val="0"/>
-          <w:numId w:val="4"/>
-        </w:numPr>
-        <w:rPr>
-          <w:sz w:val="28"/>
-          <w:szCs w:val="28"/>
-        </w:rPr>
-      </w:pPr>
-      <w:r>
-        <w:rPr>
-          <w:sz w:val="28"/>
-          <w:szCs w:val="28"/>
-        </w:rPr>
-        <w:t>CSS – styles</w:t>
-      </w:r>
-    </w:p>
-    <w:p>
-      <w:pPr>
-        <w:pStyle w:val="Akapitzlist"/>
-        <w:numPr>
-          <w:ilvl w:val="0"/>
-          <w:numId w:val="4"/>
-        </w:numPr>
-        <w:rPr>
-          <w:sz w:val="28"/>
-          <w:szCs w:val="28"/>
-        </w:rPr>
-      </w:pPr>
-      <w:r>
-        <w:rPr>
-          <w:sz w:val="28"/>
-          <w:szCs w:val="28"/>
-        </w:rPr>
-        <w:t xml:space="preserve">JavaScript – interaction </w:t>
-      </w:r>
-    </w:p>
-    <w:p>
-      <w:pPr>
-        <w:pStyle w:val="Akapitzlist"/>
-        <w:numPr>
-          <w:ilvl w:val="0"/>
-          <w:numId w:val="4"/>
-        </w:numPr>
-        <w:rPr>
-          <w:sz w:val="28"/>
-          <w:szCs w:val="28"/>
-        </w:rPr>
-      </w:pPr>
-      <w:r>
-        <w:rPr>
-          <w:sz w:val="28"/>
-          <w:szCs w:val="28"/>
-        </w:rPr>
-        <w:t>PHP – logic</w:t>
-      </w:r>
-    </w:p>
-    <w:p>
-      <w:pPr>
-        <w:pStyle w:val="Akapitzlist"/>
-        <w:numPr>
-          <w:ilvl w:val="0"/>
-          <w:numId w:val="4"/>
-        </w:numPr>
-        <w:rPr>
-          <w:sz w:val="28"/>
-          <w:szCs w:val="28"/>
-        </w:rPr>
-      </w:pPr>
-      <w:r>
-        <w:rPr>
-          <w:sz w:val="28"/>
-          <w:szCs w:val="28"/>
-        </w:rPr>
-        <w:t>MySQL – data base</w:t>
-      </w:r>
-    </w:p>
-    <w:p>
-      <w:pPr>
-        <w:rPr>
-          <w:b/>
-          <w:bCs/>
-          <w:sz w:val="28"/>
-          <w:szCs w:val="28"/>
-          <w:u w:val="single"/>
-        </w:rPr>
-      </w:pPr>
-      <w:r>
-        <w:rPr>
-          <w:b/>
-          <w:bCs/>
-          <w:sz w:val="28"/>
-          <w:szCs w:val="28"/>
-          <w:u w:val="single"/>
-        </w:rPr>
-        <w:t>Functions:</w:t>
-      </w:r>
-    </w:p>
-    <w:p>
-      <w:pPr>
-        <w:pStyle w:val="Akapitzlist"/>
-        <w:numPr>
-          <w:ilvl w:val="0"/>
-          <w:numId w:val="5"/>
-        </w:numPr>
-        <w:rPr>
-          <w:sz w:val="28"/>
-          <w:szCs w:val="28"/>
-        </w:rPr>
-      </w:pPr>
-      <w:r>
-        <w:rPr>
-          <w:sz w:val="28"/>
-          <w:szCs w:val="28"/>
-        </w:rPr>
-        <w:t>Add task</w:t>
-      </w:r>
-    </w:p>
-    <w:p>
-      <w:pPr>
-        <w:pStyle w:val="Akapitzlist"/>
-        <w:numPr>
-          <w:ilvl w:val="0"/>
-          <w:numId w:val="5"/>
-        </w:numPr>
-        <w:rPr>
-          <w:sz w:val="28"/>
-          <w:szCs w:val="28"/>
-        </w:rPr>
-      </w:pPr>
-      <w:r>
-        <w:rPr>
-          <w:sz w:val="28"/>
-          <w:szCs w:val="28"/>
-        </w:rPr>
-        <w:t>Edit task</w:t>
-      </w:r>
-    </w:p>
-    <w:p>
-      <w:pPr>
-        <w:pStyle w:val="Akapitzlist"/>
-        <w:numPr>
-          <w:ilvl w:val="0"/>
-          <w:numId w:val="5"/>
-        </w:numPr>
-        <w:rPr>
-          <w:sz w:val="28"/>
-          <w:szCs w:val="28"/>
-        </w:rPr>
-      </w:pPr>
-      <w:r>
-        <w:rPr>
-          <w:sz w:val="28"/>
-          <w:szCs w:val="28"/>
-        </w:rPr>
-        <w:t>Delete task</w:t>
-      </w:r>
-    </w:p>
-    <w:p>
-      <w:pPr>
-        <w:pStyle w:val="Akapitzlist"/>
-        <w:numPr>
-          <w:ilvl w:val="0"/>
-          <w:numId w:val="5"/>
-        </w:numPr>
-        <w:rPr>
-          <w:sz w:val="28"/>
-          <w:szCs w:val="28"/>
-        </w:rPr>
-      </w:pPr>
-      <w:r>
-        <w:rPr>
-          <w:sz w:val="28"/>
-          <w:szCs w:val="28"/>
-        </w:rPr>
-        <w:t>Display task</w:t>
-      </w:r>
-    </w:p>
-    <w:p>
-      <w:pPr>
-        <w:rPr>
-          <w:sz w:val="28"/>
-          <w:szCs w:val="28"/>
-        </w:rPr>
-      </w:pPr>
-    </w:p>
-    <w:p>
-      <w:pPr>
-        <w:rPr>
-          <w:b/>
-          <w:bCs/>
-          <w:sz w:val="28"/>
-          <w:szCs w:val="28"/>
-          <w:u w:val="single"/>
-        </w:rPr>
-      </w:pPr>
-      <w:r>
-        <w:rPr>
-          <w:b/>
-          <w:bCs/>
-          <w:sz w:val="28"/>
-          <w:szCs w:val="28"/>
-          <w:u w:val="single"/>
-        </w:rPr>
-        <w:t>Data base</w:t>
-      </w:r>
-      <w:r>
-        <w:rPr>
-          <w:b/>
-          <w:bCs/>
-          <w:sz w:val="28"/>
-          <w:szCs w:val="28"/>
-          <w:u w:val="single"/>
-        </w:rPr>
-        <w:t>:</w:t>
-      </w:r>
-    </w:p>
-    <w:p>
-      <w:pPr>
-        <w:pStyle w:val="Akapitzlist"/>
-        <w:numPr>
-          <w:ilvl w:val="0"/>
-          <w:numId w:val="7"/>
-        </w:numPr>
-        <w:rPr>
-          <w:sz w:val="28"/>
-          <w:szCs w:val="28"/>
-        </w:rPr>
-      </w:pPr>
-      <w:r>
-        <w:rPr>
-          <w:sz w:val="28"/>
-          <w:szCs w:val="28"/>
-        </w:rPr>
-        <w:t xml:space="preserve">Data base name: </w:t>
-      </w:r>
-      <w:r>
-        <w:rPr>
-          <w:b/>
-          <w:bCs/>
-          <w:sz w:val="28"/>
-          <w:szCs w:val="28"/>
-        </w:rPr>
-        <w:t>tasks</w:t>
-      </w:r>
-    </w:p>
-    <w:p>
-      <w:pPr>
-        <w:pStyle w:val="Akapitzlist"/>
-        <w:numPr>
-          <w:ilvl w:val="0"/>
-          <w:numId w:val="7"/>
-        </w:numPr>
-        <w:rPr>
-          <w:sz w:val="28"/>
-          <w:szCs w:val="28"/>
-        </w:rPr>
-      </w:pPr>
-      <w:r>
-        <w:rPr>
-          <w:sz w:val="28"/>
-          <w:szCs w:val="28"/>
-        </w:rPr>
-        <w:t>Data base:</w:t>
-      </w:r>
-    </w:p>
-    <w:p>
-      <w:pPr>
-        <w:pStyle w:val="Akapitzlist"/>
-        <w:numPr>
-          <w:ilvl w:val="0"/>
-          <w:numId w:val="8"/>
-        </w:numPr>
-        <w:rPr>
-          <w:sz w:val="28"/>
-          <w:szCs w:val="28"/>
-        </w:rPr>
-      </w:pPr>
-      <w:r>
-        <w:rPr>
-          <w:sz w:val="28"/>
-          <w:szCs w:val="28"/>
-        </w:rPr>
-        <w:t>Id</w:t>
-      </w:r>
-    </w:p>
-    <w:p>
-      <w:pPr>
-        <w:pStyle w:val="Akapitzlist"/>
-        <w:numPr>
-          <w:ilvl w:val="0"/>
-          <w:numId w:val="8"/>
-        </w:numPr>
-        <w:rPr>
-          <w:sz w:val="28"/>
-          <w:szCs w:val="28"/>
-        </w:rPr>
-      </w:pPr>
-      <w:r>
-        <w:rPr>
-          <w:sz w:val="28"/>
-          <w:szCs w:val="28"/>
-        </w:rPr>
-        <w:t>Task</w:t>
-      </w:r>
-    </w:p>
-    <w:p>
-      <w:pPr>
-        <w:pStyle w:val="Akapitzlist"/>
-        <w:numPr>
-          <w:ilvl w:val="0"/>
-          <w:numId w:val="8"/>
-        </w:numPr>
-        <w:rPr>
-          <w:sz w:val="28"/>
-          <w:szCs w:val="28"/>
-        </w:rPr>
-      </w:pPr>
-      <w:r>
-        <w:rPr>
-          <w:sz w:val="28"/>
-          <w:szCs w:val="28"/>
-        </w:rPr>
-        <w:t>Created at</w:t>
-      </w:r>
-    </w:p>
-    <w:p>
-      <w:pPr>
-        <w:pStyle w:val="Akapitzlist"/>
-        <w:numPr>
-          <w:ilvl w:val="0"/>
-          <w:numId w:val="8"/>
-        </w:numPr>
-        <w:rPr>
-          <w:sz w:val="28"/>
-          <w:szCs w:val="28"/>
-        </w:rPr>
-      </w:pPr>
-      <w:r>
-        <w:rPr>
-          <w:sz w:val="28"/>
-          <w:szCs w:val="28"/>
-        </w:rPr>
-        <w:t>Updated at</w:t>
-      </w:r>
-    </w:p>
-    <w:p>
-      <w:pPr>
-        <w:rPr>
-          <w:sz w:val="28"/>
-          <w:szCs w:val="28"/>
-        </w:rPr>
-      </w:pPr>
-    </w:p>
-    <w:p>
-      <w:pPr>
-        <w:rPr>
-          <w:sz w:val="28"/>
-          <w:szCs w:val="28"/>
-        </w:rPr>
-      </w:pPr>
-    </w:p>
-    <w:p>
-      <w:pPr>
-        <w:rPr>
-          <w:sz w:val="32"/>
-          <w:szCs w:val="32"/>
-        </w:rPr>
-      </w:pPr>
-      <w:r>
-        <w:rPr>
-          <w:b/>
-          <w:bCs/>
-          <w:sz w:val="32"/>
-          <w:szCs w:val="32"/>
-        </w:rPr>
-        <w:lastRenderedPageBreak/>
-        <w:t xml:space="preserve">Day </w:t>
-      </w:r>
-      <w:r>
-        <w:rPr>
-          <w:b/>
-          <w:bCs/>
-          <w:sz w:val="32"/>
-          <w:szCs w:val="32"/>
-        </w:rPr>
-        <w:t>5</w:t>
-      </w:r>
-      <w:r>
-        <w:rPr>
-          <w:b/>
-          <w:bCs/>
-          <w:sz w:val="32"/>
-          <w:szCs w:val="32"/>
-        </w:rPr>
-        <w:t xml:space="preserve"> – </w:t>
-      </w:r>
-      <w:r>
-        <w:rPr>
-          <w:sz w:val="32"/>
-          <w:szCs w:val="32"/>
-        </w:rPr>
-        <w:t>Creating the application</w:t>
-      </w:r>
-    </w:p>
-    <w:p>
-      <w:pPr>
-        <w:rPr>
-          <w:i/>
-          <w:iCs/>
-          <w:sz w:val="28"/>
-          <w:szCs w:val="28"/>
-        </w:rPr>
-      </w:pPr>
-      <w:r>
-        <w:rPr>
-          <w:i/>
-          <w:iCs/>
-          <w:sz w:val="28"/>
-          <w:szCs w:val="28"/>
-        </w:rPr>
-        <w:t>Goal:</w:t>
-      </w:r>
-      <w:r>
-        <w:rPr>
-          <w:i/>
-          <w:iCs/>
-          <w:sz w:val="28"/>
-          <w:szCs w:val="28"/>
-        </w:rPr>
-        <w:t xml:space="preserve"> </w:t>
-      </w:r>
-      <w:r>
-        <w:rPr>
-          <w:i/>
-          <w:iCs/>
-          <w:sz w:val="28"/>
-          <w:szCs w:val="28"/>
-        </w:rPr>
-        <w:t>creating the To-Do application</w:t>
-      </w:r>
-    </w:p>
-    <w:p>
-      <w:pPr>
-        <w:rPr>
-          <w:b/>
-          <w:bCs/>
-          <w:sz w:val="28"/>
-          <w:szCs w:val="28"/>
-          <w:u w:val="single"/>
-        </w:rPr>
-      </w:pPr>
-      <w:r>
-        <w:rPr>
-          <w:b/>
-          <w:bCs/>
-          <w:sz w:val="28"/>
-          <w:szCs w:val="28"/>
-          <w:u w:val="single"/>
-        </w:rPr>
-        <w:t>To do:</w:t>
-      </w:r>
-    </w:p>
-    <w:p>
-      <w:pPr>
-        <w:pStyle w:val="Akapitzlist"/>
-        <w:numPr>
-          <w:ilvl w:val="0"/>
-          <w:numId w:val="11"/>
-        </w:numPr>
-        <w:rPr>
-          <w:sz w:val="28"/>
-          <w:szCs w:val="28"/>
-        </w:rPr>
-      </w:pPr>
-      <w:r>
-        <w:rPr>
-          <w:sz w:val="28"/>
-          <w:szCs w:val="28"/>
-        </w:rPr>
-        <w:t>Form: add task</w:t>
-      </w:r>
-    </w:p>
-    <w:p>
-      <w:pPr>
-        <w:pStyle w:val="Akapitzlist"/>
-        <w:numPr>
-          <w:ilvl w:val="0"/>
-          <w:numId w:val="11"/>
-        </w:numPr>
-        <w:rPr>
-          <w:sz w:val="28"/>
-          <w:szCs w:val="28"/>
-        </w:rPr>
-      </w:pPr>
-      <w:r>
-        <w:rPr>
-          <w:sz w:val="28"/>
-          <w:szCs w:val="28"/>
-        </w:rPr>
-        <w:t>From: edit task</w:t>
-      </w:r>
-    </w:p>
-    <w:p>
-      <w:pPr>
-        <w:pStyle w:val="Akapitzlist"/>
-        <w:numPr>
-          <w:ilvl w:val="0"/>
-          <w:numId w:val="11"/>
-        </w:numPr>
-        <w:rPr>
-          <w:sz w:val="28"/>
-          <w:szCs w:val="28"/>
-        </w:rPr>
-      </w:pPr>
-      <w:r>
-        <w:rPr>
-          <w:sz w:val="28"/>
-          <w:szCs w:val="28"/>
-        </w:rPr>
-        <w:t>List of all tasks</w:t>
-      </w:r>
-    </w:p>
-    <w:p>
-      <w:pPr>
-        <w:pStyle w:val="Akapitzlist"/>
-        <w:numPr>
-          <w:ilvl w:val="0"/>
-          <w:numId w:val="11"/>
-        </w:numPr>
-        <w:rPr>
-          <w:sz w:val="28"/>
-          <w:szCs w:val="28"/>
-        </w:rPr>
-      </w:pPr>
-      <w:r>
-        <w:rPr>
-          <w:sz w:val="28"/>
-          <w:szCs w:val="28"/>
-        </w:rPr>
-        <w:t>Buttons</w:t>
-      </w:r>
-    </w:p>
-    <w:p>
-      <w:pPr>
-        <w:pStyle w:val="Akapitzlist"/>
-        <w:numPr>
-          <w:ilvl w:val="1"/>
-          <w:numId w:val="11"/>
-        </w:numPr>
-        <w:rPr>
-          <w:sz w:val="28"/>
-          <w:szCs w:val="28"/>
-        </w:rPr>
-      </w:pPr>
-      <w:r>
-        <w:rPr>
-          <w:sz w:val="28"/>
-          <w:szCs w:val="28"/>
-        </w:rPr>
-        <w:t>Edit</w:t>
-      </w:r>
-    </w:p>
-    <w:p>
-      <w:pPr>
-        <w:pStyle w:val="Akapitzlist"/>
-        <w:numPr>
-          <w:ilvl w:val="1"/>
-          <w:numId w:val="11"/>
-        </w:numPr>
-        <w:rPr>
-          <w:sz w:val="28"/>
-          <w:szCs w:val="28"/>
-        </w:rPr>
-      </w:pPr>
-      <w:r>
-        <w:rPr>
-          <w:sz w:val="28"/>
-          <w:szCs w:val="28"/>
-        </w:rPr>
-        <w:t>Delete</w:t>
-      </w:r>
-    </w:p>
-    <w:p>
-      <w:pPr>
-        <w:pStyle w:val="Akapitzlist"/>
-        <w:numPr>
-          <w:ilvl w:val="1"/>
-          <w:numId w:val="11"/>
-        </w:numPr>
-        <w:rPr>
-          <w:sz w:val="28"/>
-          <w:szCs w:val="28"/>
-        </w:rPr>
-      </w:pPr>
-      <w:r>
-        <w:rPr>
-          <w:sz w:val="28"/>
-          <w:szCs w:val="28"/>
-        </w:rPr>
-        <w:t>Back</w:t>
-      </w:r>
-    </w:p>
-    <w:p>
-      <w:pPr>
-        <w:pStyle w:val="Akapitzlist"/>
-        <w:numPr>
-          <w:ilvl w:val="1"/>
-          <w:numId w:val="11"/>
-        </w:numPr>
-        <w:rPr>
-          <w:sz w:val="28"/>
-          <w:szCs w:val="28"/>
-        </w:rPr>
-      </w:pPr>
-      <w:r>
-        <w:rPr>
-          <w:sz w:val="28"/>
-          <w:szCs w:val="28"/>
-        </w:rPr>
-        <w:t>Show task</w:t>
-      </w:r>
-    </w:p>
-    <w:p>
-      <w:pPr>
-        <w:rPr>
-          <w:sz w:val="28"/>
-          <w:szCs w:val="28"/>
-        </w:rPr>
-      </w:pPr>
-    </w:p>
-    <w:p>
-      <w:pPr>
-        <w:rPr>
-          <w:sz w:val="28"/>
-          <w:szCs w:val="28"/>
-        </w:rPr>
-      </w:pPr>
-    </w:p>
-    <w:p>
-      <w:pPr>
-        <w:rPr>
-          <w:sz w:val="32"/>
-          <w:szCs w:val="32"/>
-        </w:rPr>
-      </w:pPr>
-      <w:r>
-        <w:rPr>
-          <w:b/>
-          <w:bCs/>
-          <w:sz w:val="32"/>
-          <w:szCs w:val="32"/>
-        </w:rPr>
-        <w:t xml:space="preserve">Day </w:t>
-      </w:r>
-      <w:r>
-        <w:rPr>
-          <w:b/>
-          <w:bCs/>
-          <w:sz w:val="32"/>
-          <w:szCs w:val="32"/>
-        </w:rPr>
-        <w:t>6</w:t>
-      </w:r>
-      <w:r>
-        <w:rPr>
-          <w:b/>
-          <w:bCs/>
-          <w:sz w:val="32"/>
-          <w:szCs w:val="32"/>
-        </w:rPr>
-        <w:t xml:space="preserve"> – </w:t>
-      </w:r>
-      <w:r>
-        <w:rPr>
-          <w:sz w:val="32"/>
-          <w:szCs w:val="32"/>
-        </w:rPr>
-        <w:t>preparing Task B</w:t>
-      </w:r>
-    </w:p>
-    <w:p>
-      <w:pPr>
-        <w:rPr>
-          <w:i/>
-          <w:iCs/>
-          <w:sz w:val="28"/>
-          <w:szCs w:val="28"/>
-        </w:rPr>
-      </w:pPr>
-      <w:r>
-        <w:rPr>
-          <w:i/>
-          <w:iCs/>
-          <w:sz w:val="28"/>
-          <w:szCs w:val="28"/>
-        </w:rPr>
-        <w:t>Goal:</w:t>
-      </w:r>
-      <w:r>
-        <w:rPr>
-          <w:i/>
-          <w:iCs/>
-          <w:sz w:val="28"/>
-          <w:szCs w:val="28"/>
-        </w:rPr>
-        <w:t xml:space="preserve"> </w:t>
-      </w:r>
-      <w:r>
-        <w:rPr>
-          <w:i/>
-          <w:iCs/>
-          <w:sz w:val="28"/>
-          <w:szCs w:val="28"/>
-        </w:rPr>
-        <w:t>task description</w:t>
+        <w:t xml:space="preserve"> task description</w:t>
       </w:r>
     </w:p>
     <w:p>
@@ -2308,8 +2245,241 @@
           <w:sz w:val="32"/>
           <w:szCs w:val="32"/>
         </w:rPr>
-        <w:t xml:space="preserve">Day </w:t>
-      </w:r>
+        <w:t xml:space="preserve">Day 7 </w:t>
+      </w:r>
+      <w:r>
+        <w:rPr>
+          <w:b/>
+          <w:bCs/>
+          <w:sz w:val="32"/>
+          <w:szCs w:val="32"/>
+        </w:rPr>
+        <w:t xml:space="preserve">– </w:t>
+      </w:r>
+      <w:r>
+        <w:rPr>
+          <w:sz w:val="32"/>
+          <w:szCs w:val="32"/>
+        </w:rPr>
+        <w:t xml:space="preserve">library system plan </w:t>
+      </w:r>
+    </w:p>
+    <w:p>
+      <w:pPr>
+        <w:rPr>
+          <w:i/>
+          <w:iCs/>
+          <w:sz w:val="28"/>
+          <w:szCs w:val="28"/>
+        </w:rPr>
+      </w:pPr>
+      <w:r>
+        <w:rPr>
+          <w:i/>
+          <w:iCs/>
+          <w:sz w:val="28"/>
+          <w:szCs w:val="28"/>
+        </w:rPr>
+        <w:t>Goal:</w:t>
+      </w:r>
+      <w:r>
+        <w:rPr>
+          <w:i/>
+          <w:iCs/>
+          <w:sz w:val="28"/>
+          <w:szCs w:val="28"/>
+        </w:rPr>
+        <w:t xml:space="preserve"> design OOP</w:t>
+      </w:r>
+    </w:p>
+    <w:p>
+      <w:pPr>
+        <w:rPr>
+          <w:i/>
+          <w:iCs/>
+          <w:sz w:val="28"/>
+          <w:szCs w:val="28"/>
+        </w:rPr>
+      </w:pPr>
+    </w:p>
+    <w:p>
+      <w:pPr>
+        <w:rPr>
+          <w:sz w:val="28"/>
+          <w:szCs w:val="28"/>
+        </w:rPr>
+      </w:pPr>
+      <w:r>
+        <w:rPr>
+          <w:sz w:val="28"/>
+          <w:szCs w:val="28"/>
+        </w:rPr>
+        <w:t>A simple model:</w:t>
+      </w:r>
+    </w:p>
+    <w:p>
+      <w:pPr>
+        <w:pStyle w:val="Akapitzlist"/>
+        <w:numPr>
+          <w:ilvl w:val="0"/>
+          <w:numId w:val="13"/>
+        </w:numPr>
+        <w:rPr>
+          <w:sz w:val="28"/>
+          <w:szCs w:val="28"/>
+        </w:rPr>
+      </w:pPr>
+      <w:r>
+        <w:rPr>
+          <w:sz w:val="28"/>
+          <w:szCs w:val="28"/>
+        </w:rPr>
+        <w:t>Classes:</w:t>
+      </w:r>
+    </w:p>
+    <w:p>
+      <w:pPr>
+        <w:pStyle w:val="Akapitzlist"/>
+        <w:numPr>
+          <w:ilvl w:val="1"/>
+          <w:numId w:val="13"/>
+        </w:numPr>
+        <w:rPr>
+          <w:sz w:val="28"/>
+          <w:szCs w:val="28"/>
+        </w:rPr>
+      </w:pPr>
+      <w:r>
+        <w:rPr>
+          <w:sz w:val="28"/>
+          <w:szCs w:val="28"/>
+        </w:rPr>
+        <w:t>Book</w:t>
+      </w:r>
+    </w:p>
+    <w:p>
+      <w:pPr>
+        <w:pStyle w:val="Akapitzlist"/>
+        <w:numPr>
+          <w:ilvl w:val="1"/>
+          <w:numId w:val="13"/>
+        </w:numPr>
+        <w:rPr>
+          <w:sz w:val="28"/>
+          <w:szCs w:val="28"/>
+        </w:rPr>
+      </w:pPr>
+      <w:r>
+        <w:rPr>
+          <w:sz w:val="28"/>
+          <w:szCs w:val="28"/>
+        </w:rPr>
+        <w:t>Member</w:t>
+      </w:r>
+    </w:p>
+    <w:p>
+      <w:pPr>
+        <w:pStyle w:val="Akapitzlist"/>
+        <w:numPr>
+          <w:ilvl w:val="1"/>
+          <w:numId w:val="13"/>
+        </w:numPr>
+        <w:rPr>
+          <w:sz w:val="28"/>
+          <w:szCs w:val="28"/>
+        </w:rPr>
+      </w:pPr>
+      <w:r>
+        <w:rPr>
+          <w:sz w:val="28"/>
+          <w:szCs w:val="28"/>
+        </w:rPr>
+        <w:t>Library</w:t>
+      </w:r>
+    </w:p>
+    <w:p>
+      <w:pPr>
+        <w:pStyle w:val="Akapitzlist"/>
+        <w:numPr>
+          <w:ilvl w:val="1"/>
+          <w:numId w:val="13"/>
+        </w:numPr>
+        <w:rPr>
+          <w:sz w:val="28"/>
+          <w:szCs w:val="28"/>
+        </w:rPr>
+      </w:pPr>
+      <w:r>
+        <w:rPr>
+          <w:sz w:val="28"/>
+          <w:szCs w:val="28"/>
+        </w:rPr>
+        <w:t>E-Book (inherits from Book)</w:t>
+      </w:r>
+    </w:p>
+    <w:p>
+      <w:pPr>
+        <w:pStyle w:val="Akapitzlist"/>
+        <w:numPr>
+          <w:ilvl w:val="0"/>
+          <w:numId w:val="13"/>
+        </w:numPr>
+        <w:rPr>
+          <w:sz w:val="28"/>
+          <w:szCs w:val="28"/>
+        </w:rPr>
+      </w:pPr>
+      <w:r>
+        <w:rPr>
+          <w:sz w:val="28"/>
+          <w:szCs w:val="28"/>
+        </w:rPr>
+        <w:t xml:space="preserve">Attributes </w:t>
+      </w:r>
+    </w:p>
+    <w:p>
+      <w:pPr>
+        <w:pStyle w:val="Akapitzlist"/>
+        <w:numPr>
+          <w:ilvl w:val="0"/>
+          <w:numId w:val="13"/>
+        </w:numPr>
+        <w:rPr>
+          <w:sz w:val="28"/>
+          <w:szCs w:val="28"/>
+        </w:rPr>
+      </w:pPr>
+      <w:r>
+        <w:rPr>
+          <w:sz w:val="28"/>
+          <w:szCs w:val="28"/>
+        </w:rPr>
+        <w:t>Methods</w:t>
+      </w:r>
+    </w:p>
+    <w:p>
+      <w:pPr>
+        <w:rPr>
+          <w:sz w:val="28"/>
+          <w:szCs w:val="28"/>
+        </w:rPr>
+      </w:pPr>
+    </w:p>
+    <w:p>
+      <w:pPr>
+        <w:rPr>
+          <w:sz w:val="28"/>
+          <w:szCs w:val="28"/>
+        </w:rPr>
+      </w:pPr>
+    </w:p>
+    <w:p>
+      <w:pPr>
+        <w:rPr>
+          <w:sz w:val="32"/>
+          <w:szCs w:val="32"/>
+        </w:rPr>
+      </w:pPr>
       <w:r>
         <w:rPr>
           <w:b/>
@@ -2318,8 +2488,232 @@
           <w:sz w:val="32"/>
           <w:szCs w:val="32"/>
         </w:rPr>
-        <w:t>7</w:t>
-      </w:r>
+        <w:t xml:space="preserve">Day 8 </w:t>
+      </w:r>
+      <w:r>
+        <w:rPr>
+          <w:b/>
+          <w:bCs/>
+          <w:sz w:val="32"/>
+          <w:szCs w:val="32"/>
+        </w:rPr>
+        <w:t xml:space="preserve">– </w:t>
+      </w:r>
+      <w:r>
+        <w:rPr>
+          <w:sz w:val="32"/>
+          <w:szCs w:val="32"/>
+        </w:rPr>
+        <w:t xml:space="preserve">writing a theory part </w:t>
+      </w:r>
+    </w:p>
+    <w:p>
+      <w:pPr>
+        <w:rPr>
+          <w:i/>
+          <w:iCs/>
+          <w:sz w:val="28"/>
+          <w:szCs w:val="28"/>
+        </w:rPr>
+      </w:pPr>
+      <w:r>
+        <w:rPr>
+          <w:i/>
+          <w:iCs/>
+          <w:sz w:val="28"/>
+          <w:szCs w:val="28"/>
+        </w:rPr>
+        <w:t>Goal:</w:t>
+      </w:r>
+      <w:r>
+        <w:rPr>
+          <w:i/>
+          <w:iCs/>
+          <w:sz w:val="28"/>
+          <w:szCs w:val="28"/>
+        </w:rPr>
+        <w:t xml:space="preserve"> explain basics of OOP</w:t>
+      </w:r>
+    </w:p>
+    <w:p>
+      <w:pPr>
+        <w:rPr>
+          <w:i/>
+          <w:iCs/>
+          <w:sz w:val="28"/>
+          <w:szCs w:val="28"/>
+        </w:rPr>
+      </w:pPr>
+    </w:p>
+    <w:p>
+      <w:pPr>
+        <w:rPr>
+          <w:sz w:val="28"/>
+          <w:szCs w:val="28"/>
+        </w:rPr>
+      </w:pPr>
+      <w:r>
+        <w:rPr>
+          <w:sz w:val="28"/>
+          <w:szCs w:val="28"/>
+        </w:rPr>
+        <w:t>Description:</w:t>
+      </w:r>
+    </w:p>
+    <w:p>
+      <w:pPr>
+        <w:pStyle w:val="Akapitzlist"/>
+        <w:numPr>
+          <w:ilvl w:val="0"/>
+          <w:numId w:val="14"/>
+        </w:numPr>
+        <w:rPr>
+          <w:sz w:val="28"/>
+          <w:szCs w:val="28"/>
+        </w:rPr>
+      </w:pPr>
+      <w:r>
+        <w:rPr>
+          <w:sz w:val="28"/>
+          <w:szCs w:val="28"/>
+        </w:rPr>
+        <w:t>Classes</w:t>
+      </w:r>
+    </w:p>
+    <w:p>
+      <w:pPr>
+        <w:pStyle w:val="Akapitzlist"/>
+        <w:numPr>
+          <w:ilvl w:val="0"/>
+          <w:numId w:val="14"/>
+        </w:numPr>
+        <w:rPr>
+          <w:sz w:val="28"/>
+          <w:szCs w:val="28"/>
+        </w:rPr>
+      </w:pPr>
+      <w:r>
+        <w:rPr>
+          <w:sz w:val="28"/>
+          <w:szCs w:val="28"/>
+        </w:rPr>
+        <w:t>Objects</w:t>
+      </w:r>
+    </w:p>
+    <w:p>
+      <w:pPr>
+        <w:pStyle w:val="Akapitzlist"/>
+        <w:numPr>
+          <w:ilvl w:val="0"/>
+          <w:numId w:val="14"/>
+        </w:numPr>
+        <w:rPr>
+          <w:sz w:val="28"/>
+          <w:szCs w:val="28"/>
+        </w:rPr>
+      </w:pPr>
+      <w:r>
+        <w:rPr>
+          <w:sz w:val="28"/>
+          <w:szCs w:val="28"/>
+        </w:rPr>
+        <w:t>Inheritance</w:t>
+      </w:r>
+    </w:p>
+    <w:p>
+      <w:pPr>
+        <w:pStyle w:val="Akapitzlist"/>
+        <w:numPr>
+          <w:ilvl w:val="0"/>
+          <w:numId w:val="14"/>
+        </w:numPr>
+        <w:rPr>
+          <w:sz w:val="28"/>
+          <w:szCs w:val="28"/>
+        </w:rPr>
+      </w:pPr>
+      <w:r>
+        <w:rPr>
+          <w:sz w:val="28"/>
+          <w:szCs w:val="28"/>
+        </w:rPr>
+        <w:t>Encapsulation</w:t>
+      </w:r>
+    </w:p>
+    <w:p>
+      <w:pPr>
+        <w:pStyle w:val="Akapitzlist"/>
+        <w:numPr>
+          <w:ilvl w:val="0"/>
+          <w:numId w:val="14"/>
+        </w:numPr>
+        <w:rPr>
+          <w:sz w:val="28"/>
+          <w:szCs w:val="28"/>
+        </w:rPr>
+      </w:pPr>
+      <w:r>
+        <w:rPr>
+          <w:sz w:val="28"/>
+          <w:szCs w:val="28"/>
+        </w:rPr>
+        <w:t>Polymorphism</w:t>
+      </w:r>
+    </w:p>
+    <w:p>
+      <w:pPr>
+        <w:rPr>
+          <w:sz w:val="28"/>
+          <w:szCs w:val="28"/>
+        </w:rPr>
+      </w:pPr>
+    </w:p>
+    <w:p>
+      <w:pPr>
+        <w:rPr>
+          <w:sz w:val="28"/>
+          <w:szCs w:val="28"/>
+        </w:rPr>
+      </w:pPr>
+      <w:r>
+        <w:rPr>
+          <w:sz w:val="28"/>
+          <w:szCs w:val="28"/>
+        </w:rPr>
+        <w:t>It will be around 500-600 words.</w:t>
+      </w:r>
+    </w:p>
+    <w:p>
+      <w:pPr>
+        <w:rPr>
+          <w:sz w:val="28"/>
+          <w:szCs w:val="28"/>
+        </w:rPr>
+      </w:pPr>
+    </w:p>
+    <w:p>
+      <w:pPr>
+        <w:rPr>
+          <w:sz w:val="28"/>
+          <w:szCs w:val="28"/>
+        </w:rPr>
+      </w:pPr>
+    </w:p>
+    <w:p>
+      <w:pPr>
+        <w:rPr>
+          <w:sz w:val="28"/>
+          <w:szCs w:val="28"/>
+        </w:rPr>
+      </w:pPr>
+    </w:p>
+    <w:p>
+      <w:pPr>
+        <w:rPr>
+          <w:sz w:val="32"/>
+          <w:szCs w:val="32"/>
+        </w:rPr>
+      </w:pPr>
       <w:r>
         <w:rPr>
           <w:b/>
@@ -2328,7 +2722,8 @@
           <w:sz w:val="32"/>
           <w:szCs w:val="32"/>
         </w:rPr>
-        <w:t xml:space="preserve"> </w:t>
+        <w:lastRenderedPageBreak/>
+        <w:t xml:space="preserve">Day 9 </w:t>
       </w:r>
       <w:r>
         <w:rPr>
@@ -2344,7 +2739,7 @@
           <w:sz w:val="32"/>
           <w:szCs w:val="32"/>
         </w:rPr>
-        <w:t xml:space="preserve">library system plan </w:t>
+        <w:t xml:space="preserve">description of library system </w:t>
       </w:r>
     </w:p>
     <w:p>
@@ -2372,41 +2767,32 @@
           <w:sz w:val="28"/>
           <w:szCs w:val="28"/>
         </w:rPr>
-        <w:t xml:space="preserve"> </w:t>
-      </w:r>
-      <w:r>
+        <w:t xml:space="preserve"> show purpose of OOP</w:t>
+      </w:r>
+    </w:p>
+    <w:p>
+      <w:pPr>
         <w:rPr>
           <w:i/>
           <w:iCs/>
           <w:sz w:val="28"/>
           <w:szCs w:val="28"/>
         </w:rPr>
-        <w:t>design OOP</w:t>
-      </w:r>
-    </w:p>
-    <w:p>
-      <w:pPr>
-        <w:rPr>
-          <w:i/>
-          <w:iCs/>
-          <w:sz w:val="28"/>
-          <w:szCs w:val="28"/>
-        </w:rPr>
-      </w:pPr>
-    </w:p>
-    <w:p>
-      <w:pPr>
-        <w:rPr>
-          <w:sz w:val="28"/>
-          <w:szCs w:val="28"/>
-        </w:rPr>
-      </w:pPr>
-      <w:r>
-        <w:rPr>
-          <w:sz w:val="28"/>
-          <w:szCs w:val="28"/>
-        </w:rPr>
-        <w:t>A simple model:</w:t>
+      </w:pPr>
+    </w:p>
+    <w:p>
+      <w:pPr>
+        <w:rPr>
+          <w:sz w:val="28"/>
+          <w:szCs w:val="28"/>
+        </w:rPr>
+      </w:pPr>
+      <w:r>
+        <w:rPr>
+          <w:sz w:val="28"/>
+          <w:szCs w:val="28"/>
+        </w:rPr>
+        <w:t>Description:</w:t>
       </w:r>
     </w:p>
     <w:p>
@@ -2414,99 +2800,19 @@
         <w:pStyle w:val="Akapitzlist"/>
         <w:numPr>
           <w:ilvl w:val="0"/>
-          <w:numId w:val="13"/>
-        </w:numPr>
-        <w:rPr>
-          <w:sz w:val="28"/>
-          <w:szCs w:val="28"/>
-        </w:rPr>
-      </w:pPr>
-      <w:r>
-        <w:rPr>
-          <w:sz w:val="28"/>
-          <w:szCs w:val="28"/>
-        </w:rPr>
-        <w:t>Classes:</w:t>
-      </w:r>
-    </w:p>
-    <w:p>
-      <w:pPr>
-        <w:pStyle w:val="Akapitzlist"/>
-        <w:numPr>
-          <w:ilvl w:val="1"/>
-          <w:numId w:val="13"/>
-        </w:numPr>
-        <w:rPr>
-          <w:sz w:val="28"/>
-          <w:szCs w:val="28"/>
-        </w:rPr>
-      </w:pPr>
-      <w:r>
-        <w:rPr>
-          <w:sz w:val="28"/>
-          <w:szCs w:val="28"/>
-        </w:rPr>
-        <w:t>Book</w:t>
-      </w:r>
-    </w:p>
-    <w:p>
-      <w:pPr>
-        <w:pStyle w:val="Akapitzlist"/>
-        <w:numPr>
-          <w:ilvl w:val="1"/>
-          <w:numId w:val="13"/>
-        </w:numPr>
-        <w:rPr>
-          <w:sz w:val="28"/>
-          <w:szCs w:val="28"/>
-        </w:rPr>
-      </w:pPr>
-      <w:r>
-        <w:rPr>
-          <w:sz w:val="28"/>
-          <w:szCs w:val="28"/>
-        </w:rPr>
-        <w:t>Member</w:t>
-      </w:r>
-    </w:p>
-    <w:p>
-      <w:pPr>
-        <w:pStyle w:val="Akapitzlist"/>
-        <w:numPr>
-          <w:ilvl w:val="1"/>
-          <w:numId w:val="13"/>
-        </w:numPr>
-        <w:rPr>
-          <w:sz w:val="28"/>
-          <w:szCs w:val="28"/>
-        </w:rPr>
-      </w:pPr>
-      <w:r>
-        <w:rPr>
-          <w:sz w:val="28"/>
-          <w:szCs w:val="28"/>
-        </w:rPr>
-        <w:t>Library</w:t>
-      </w:r>
-    </w:p>
-    <w:p>
-      <w:pPr>
-        <w:pStyle w:val="Akapitzlist"/>
-        <w:numPr>
-          <w:ilvl w:val="1"/>
-          <w:numId w:val="13"/>
-        </w:numPr>
-        <w:rPr>
-          <w:sz w:val="28"/>
-          <w:szCs w:val="28"/>
-        </w:rPr>
-      </w:pPr>
-      <w:r>
-        <w:rPr>
-          <w:sz w:val="28"/>
-          <w:szCs w:val="28"/>
-        </w:rPr>
-        <w:t>E-Book (inherits from Book)</w:t>
+          <w:numId w:val="15"/>
+        </w:numPr>
+        <w:rPr>
+          <w:sz w:val="28"/>
+          <w:szCs w:val="28"/>
+        </w:rPr>
+      </w:pPr>
+      <w:r>
+        <w:rPr>
+          <w:sz w:val="28"/>
+          <w:szCs w:val="28"/>
+        </w:rPr>
+        <w:t>Classes and objects</w:t>
       </w:r>
     </w:p>
     <w:p>
@@ -2514,19 +2820,19 @@
         <w:pStyle w:val="Akapitzlist"/>
         <w:numPr>
           <w:ilvl w:val="0"/>
-          <w:numId w:val="13"/>
-        </w:numPr>
-        <w:rPr>
-          <w:sz w:val="28"/>
-          <w:szCs w:val="28"/>
-        </w:rPr>
-      </w:pPr>
-      <w:r>
-        <w:rPr>
-          <w:sz w:val="28"/>
-          <w:szCs w:val="28"/>
-        </w:rPr>
-        <w:t xml:space="preserve">Attributes </w:t>
+          <w:numId w:val="15"/>
+        </w:numPr>
+        <w:rPr>
+          <w:sz w:val="28"/>
+          <w:szCs w:val="28"/>
+        </w:rPr>
+      </w:pPr>
+      <w:r>
+        <w:rPr>
+          <w:sz w:val="28"/>
+          <w:szCs w:val="28"/>
+        </w:rPr>
+        <w:t>Inheritance (E-Book → Book)</w:t>
       </w:r>
     </w:p>
     <w:p>
@@ -2534,28 +2840,73 @@
         <w:pStyle w:val="Akapitzlist"/>
         <w:numPr>
           <w:ilvl w:val="0"/>
-          <w:numId w:val="13"/>
-        </w:numPr>
-        <w:rPr>
-          <w:sz w:val="28"/>
-          <w:szCs w:val="28"/>
-        </w:rPr>
-      </w:pPr>
-      <w:r>
-        <w:rPr>
-          <w:sz w:val="28"/>
-          <w:szCs w:val="28"/>
-        </w:rPr>
-        <w:t>Methods</w:t>
-      </w:r>
-    </w:p>
-    <w:p>
-      <w:pPr>
-        <w:rPr>
-          <w:sz w:val="28"/>
-          <w:szCs w:val="28"/>
-        </w:rPr>
-      </w:pPr>
+          <w:numId w:val="15"/>
+        </w:numPr>
+        <w:rPr>
+          <w:sz w:val="28"/>
+          <w:szCs w:val="28"/>
+        </w:rPr>
+      </w:pPr>
+      <w:r>
+        <w:rPr>
+          <w:sz w:val="28"/>
+          <w:szCs w:val="28"/>
+        </w:rPr>
+        <w:t>Encapsulation</w:t>
+      </w:r>
+    </w:p>
+    <w:p>
+      <w:pPr>
+        <w:pStyle w:val="Akapitzlist"/>
+        <w:numPr>
+          <w:ilvl w:val="0"/>
+          <w:numId w:val="15"/>
+        </w:numPr>
+        <w:rPr>
+          <w:sz w:val="28"/>
+          <w:szCs w:val="28"/>
+        </w:rPr>
+      </w:pPr>
+      <w:r>
+        <w:rPr>
+          <w:sz w:val="28"/>
+          <w:szCs w:val="28"/>
+        </w:rPr>
+        <w:t>Polymorphism</w:t>
+      </w:r>
+    </w:p>
+    <w:p>
+      <w:pPr>
+        <w:rPr>
+          <w:sz w:val="28"/>
+          <w:szCs w:val="28"/>
+        </w:rPr>
+      </w:pPr>
+    </w:p>
+    <w:p>
+      <w:pPr>
+        <w:rPr>
+          <w:sz w:val="28"/>
+          <w:szCs w:val="28"/>
+          <w:u w:val="single"/>
+        </w:rPr>
+      </w:pPr>
+      <w:r>
+        <w:rPr>
+          <w:sz w:val="28"/>
+          <w:szCs w:val="28"/>
+          <w:u w:val="single"/>
+        </w:rPr>
+        <w:t>Ad</w:t>
+      </w:r>
+      <w:r>
+        <w:rPr>
+          <w:sz w:val="28"/>
+          <w:szCs w:val="28"/>
+          <w:u w:val="single"/>
+        </w:rPr>
+        <w:t>d simple code examples</w:t>
+      </w:r>
     </w:p>
     <w:p>
       <w:pPr>
@@ -2580,27 +2931,7 @@
           <w:sz w:val="32"/>
           <w:szCs w:val="32"/>
         </w:rPr>
-        <w:t xml:space="preserve">Day </w:t>
-      </w:r>
-      <w:r>
-        <w:rPr>
-          <w:b/>
-          <w:bCs/>
-          <w:color w:val="153D63" w:themeColor="text2" w:themeTint="E6"/>
-          <w:sz w:val="32"/>
-          <w:szCs w:val="32"/>
-        </w:rPr>
-        <w:t>8</w:t>
-      </w:r>
-      <w:r>
-        <w:rPr>
-          <w:b/>
-          <w:bCs/>
-          <w:color w:val="153D63" w:themeColor="text2" w:themeTint="E6"/>
-          <w:sz w:val="32"/>
-          <w:szCs w:val="32"/>
-        </w:rPr>
-        <w:t xml:space="preserve"> </w:t>
+        <w:t xml:space="preserve">Day 10 </w:t>
       </w:r>
       <w:r>
         <w:rPr>
@@ -2616,7 +2947,7 @@
           <w:sz w:val="32"/>
           <w:szCs w:val="32"/>
         </w:rPr>
-        <w:t xml:space="preserve">writing a theory part </w:t>
+        <w:t xml:space="preserve">correction and finalization </w:t>
       </w:r>
     </w:p>
     <w:p>
@@ -2644,531 +2975,7 @@
           <w:sz w:val="28"/>
           <w:szCs w:val="28"/>
         </w:rPr>
-        <w:t xml:space="preserve"> </w:t>
-      </w:r>
-      <w:r>
-        <w:rPr>
-          <w:i/>
-          <w:iCs/>
-          <w:sz w:val="28"/>
-          <w:szCs w:val="28"/>
-        </w:rPr>
-        <w:t>explain basics of OOP</w:t>
-      </w:r>
-    </w:p>
-    <w:p>
-      <w:pPr>
-        <w:rPr>
-          <w:i/>
-          <w:iCs/>
-          <w:sz w:val="28"/>
-          <w:szCs w:val="28"/>
-        </w:rPr>
-      </w:pPr>
-    </w:p>
-    <w:p>
-      <w:pPr>
-        <w:rPr>
-          <w:sz w:val="28"/>
-          <w:szCs w:val="28"/>
-        </w:rPr>
-      </w:pPr>
-      <w:r>
-        <w:rPr>
-          <w:sz w:val="28"/>
-          <w:szCs w:val="28"/>
-        </w:rPr>
-        <w:t>Description:</w:t>
-      </w:r>
-    </w:p>
-    <w:p>
-      <w:pPr>
-        <w:pStyle w:val="Akapitzlist"/>
-        <w:numPr>
-          <w:ilvl w:val="0"/>
-          <w:numId w:val="14"/>
-        </w:numPr>
-        <w:rPr>
-          <w:sz w:val="28"/>
-          <w:szCs w:val="28"/>
-        </w:rPr>
-      </w:pPr>
-      <w:r>
-        <w:rPr>
-          <w:sz w:val="28"/>
-          <w:szCs w:val="28"/>
-        </w:rPr>
-        <w:t>Classes</w:t>
-      </w:r>
-    </w:p>
-    <w:p>
-      <w:pPr>
-        <w:pStyle w:val="Akapitzlist"/>
-        <w:numPr>
-          <w:ilvl w:val="0"/>
-          <w:numId w:val="14"/>
-        </w:numPr>
-        <w:rPr>
-          <w:sz w:val="28"/>
-          <w:szCs w:val="28"/>
-        </w:rPr>
-      </w:pPr>
-      <w:r>
-        <w:rPr>
-          <w:sz w:val="28"/>
-          <w:szCs w:val="28"/>
-        </w:rPr>
-        <w:t>Objects</w:t>
-      </w:r>
-    </w:p>
-    <w:p>
-      <w:pPr>
-        <w:pStyle w:val="Akapitzlist"/>
-        <w:numPr>
-          <w:ilvl w:val="0"/>
-          <w:numId w:val="14"/>
-        </w:numPr>
-        <w:rPr>
-          <w:sz w:val="28"/>
-          <w:szCs w:val="28"/>
-        </w:rPr>
-      </w:pPr>
-      <w:r>
-        <w:rPr>
-          <w:sz w:val="28"/>
-          <w:szCs w:val="28"/>
-        </w:rPr>
-        <w:t>Inheritance</w:t>
-      </w:r>
-    </w:p>
-    <w:p>
-      <w:pPr>
-        <w:pStyle w:val="Akapitzlist"/>
-        <w:numPr>
-          <w:ilvl w:val="0"/>
-          <w:numId w:val="14"/>
-        </w:numPr>
-        <w:rPr>
-          <w:sz w:val="28"/>
-          <w:szCs w:val="28"/>
-        </w:rPr>
-      </w:pPr>
-      <w:r>
-        <w:rPr>
-          <w:sz w:val="28"/>
-          <w:szCs w:val="28"/>
-        </w:rPr>
-        <w:t>Encapsulation</w:t>
-      </w:r>
-    </w:p>
-    <w:p>
-      <w:pPr>
-        <w:pStyle w:val="Akapitzlist"/>
-        <w:numPr>
-          <w:ilvl w:val="0"/>
-          <w:numId w:val="14"/>
-        </w:numPr>
-        <w:rPr>
-          <w:sz w:val="28"/>
-          <w:szCs w:val="28"/>
-        </w:rPr>
-      </w:pPr>
-      <w:r>
-        <w:rPr>
-          <w:sz w:val="28"/>
-          <w:szCs w:val="28"/>
-        </w:rPr>
-        <w:t>Polymorphism</w:t>
-      </w:r>
-    </w:p>
-    <w:p>
-      <w:pPr>
-        <w:rPr>
-          <w:sz w:val="28"/>
-          <w:szCs w:val="28"/>
-        </w:rPr>
-      </w:pPr>
-    </w:p>
-    <w:p>
-      <w:pPr>
-        <w:rPr>
-          <w:sz w:val="28"/>
-          <w:szCs w:val="28"/>
-        </w:rPr>
-      </w:pPr>
-      <w:r>
-        <w:rPr>
-          <w:sz w:val="28"/>
-          <w:szCs w:val="28"/>
-        </w:rPr>
-        <w:t>It will be around 500-600 words.</w:t>
-      </w:r>
-    </w:p>
-    <w:p>
-      <w:pPr>
-        <w:rPr>
-          <w:sz w:val="28"/>
-          <w:szCs w:val="28"/>
-        </w:rPr>
-      </w:pPr>
-    </w:p>
-    <w:p>
-      <w:pPr>
-        <w:rPr>
-          <w:sz w:val="28"/>
-          <w:szCs w:val="28"/>
-        </w:rPr>
-      </w:pPr>
-    </w:p>
-    <w:p>
-      <w:pPr>
-        <w:rPr>
-          <w:sz w:val="28"/>
-          <w:szCs w:val="28"/>
-        </w:rPr>
-      </w:pPr>
-    </w:p>
-    <w:p>
-      <w:pPr>
-        <w:rPr>
-          <w:sz w:val="32"/>
-          <w:szCs w:val="32"/>
-        </w:rPr>
-      </w:pPr>
-      <w:r>
-        <w:rPr>
-          <w:b/>
-          <w:bCs/>
-          <w:color w:val="153D63" w:themeColor="text2" w:themeTint="E6"/>
-          <w:sz w:val="32"/>
-          <w:szCs w:val="32"/>
-        </w:rPr>
-        <w:lastRenderedPageBreak/>
-        <w:t xml:space="preserve">Day </w:t>
-      </w:r>
-      <w:r>
-        <w:rPr>
-          <w:b/>
-          <w:bCs/>
-          <w:color w:val="153D63" w:themeColor="text2" w:themeTint="E6"/>
-          <w:sz w:val="32"/>
-          <w:szCs w:val="32"/>
-        </w:rPr>
-        <w:t>9</w:t>
-      </w:r>
-      <w:r>
-        <w:rPr>
-          <w:b/>
-          <w:bCs/>
-          <w:color w:val="153D63" w:themeColor="text2" w:themeTint="E6"/>
-          <w:sz w:val="32"/>
-          <w:szCs w:val="32"/>
-        </w:rPr>
-        <w:t xml:space="preserve"> </w:t>
-      </w:r>
-      <w:r>
-        <w:rPr>
-          <w:b/>
-          <w:bCs/>
-          <w:sz w:val="32"/>
-          <w:szCs w:val="32"/>
-        </w:rPr>
-        <w:t xml:space="preserve">– </w:t>
-      </w:r>
-      <w:r>
-        <w:rPr>
-          <w:sz w:val="32"/>
-          <w:szCs w:val="32"/>
-        </w:rPr>
-        <w:t>description of library system</w:t>
-      </w:r>
-      <w:r>
-        <w:rPr>
-          <w:sz w:val="32"/>
-          <w:szCs w:val="32"/>
-        </w:rPr>
-        <w:t xml:space="preserve"> </w:t>
-      </w:r>
-    </w:p>
-    <w:p>
-      <w:pPr>
-        <w:rPr>
-          <w:i/>
-          <w:iCs/>
-          <w:sz w:val="28"/>
-          <w:szCs w:val="28"/>
-        </w:rPr>
-      </w:pPr>
-      <w:r>
-        <w:rPr>
-          <w:i/>
-          <w:iCs/>
-          <w:sz w:val="28"/>
-          <w:szCs w:val="28"/>
-        </w:rPr>
-        <w:t>Goal:</w:t>
-      </w:r>
-      <w:r>
-        <w:rPr>
-          <w:i/>
-          <w:iCs/>
-          <w:sz w:val="28"/>
-          <w:szCs w:val="28"/>
-        </w:rPr>
-        <w:t xml:space="preserve"> </w:t>
-      </w:r>
-      <w:r>
-        <w:rPr>
-          <w:i/>
-          <w:iCs/>
-          <w:sz w:val="28"/>
-          <w:szCs w:val="28"/>
-        </w:rPr>
-        <w:t>show purpose of OOP</w:t>
-      </w:r>
-    </w:p>
-    <w:p>
-      <w:pPr>
-        <w:rPr>
-          <w:i/>
-          <w:iCs/>
-          <w:sz w:val="28"/>
-          <w:szCs w:val="28"/>
-        </w:rPr>
-      </w:pPr>
-    </w:p>
-    <w:p>
-      <w:pPr>
-        <w:rPr>
-          <w:sz w:val="28"/>
-          <w:szCs w:val="28"/>
-        </w:rPr>
-      </w:pPr>
-      <w:r>
-        <w:rPr>
-          <w:sz w:val="28"/>
-          <w:szCs w:val="28"/>
-        </w:rPr>
-        <w:t>Description:</w:t>
-      </w:r>
-    </w:p>
-    <w:p>
-      <w:pPr>
-        <w:pStyle w:val="Akapitzlist"/>
-        <w:numPr>
-          <w:ilvl w:val="0"/>
-          <w:numId w:val="15"/>
-        </w:numPr>
-        <w:rPr>
-          <w:sz w:val="28"/>
-          <w:szCs w:val="28"/>
-        </w:rPr>
-      </w:pPr>
-      <w:r>
-        <w:rPr>
-          <w:sz w:val="28"/>
-          <w:szCs w:val="28"/>
-        </w:rPr>
-        <w:t>Classes and objects</w:t>
-      </w:r>
-    </w:p>
-    <w:p>
-      <w:pPr>
-        <w:pStyle w:val="Akapitzlist"/>
-        <w:numPr>
-          <w:ilvl w:val="0"/>
-          <w:numId w:val="15"/>
-        </w:numPr>
-        <w:rPr>
-          <w:sz w:val="28"/>
-          <w:szCs w:val="28"/>
-        </w:rPr>
-      </w:pPr>
-      <w:r>
-        <w:rPr>
-          <w:sz w:val="28"/>
-          <w:szCs w:val="28"/>
-        </w:rPr>
-        <w:t>Inheritance (E-Book → Book)</w:t>
-      </w:r>
-    </w:p>
-    <w:p>
-      <w:pPr>
-        <w:pStyle w:val="Akapitzlist"/>
-        <w:numPr>
-          <w:ilvl w:val="0"/>
-          <w:numId w:val="15"/>
-        </w:numPr>
-        <w:rPr>
-          <w:sz w:val="28"/>
-          <w:szCs w:val="28"/>
-        </w:rPr>
-      </w:pPr>
-      <w:r>
-        <w:rPr>
-          <w:sz w:val="28"/>
-          <w:szCs w:val="28"/>
-        </w:rPr>
-        <w:t>Encapsulation</w:t>
-      </w:r>
-    </w:p>
-    <w:p>
-      <w:pPr>
-        <w:pStyle w:val="Akapitzlist"/>
-        <w:numPr>
-          <w:ilvl w:val="0"/>
-          <w:numId w:val="15"/>
-        </w:numPr>
-        <w:rPr>
-          <w:sz w:val="28"/>
-          <w:szCs w:val="28"/>
-        </w:rPr>
-      </w:pPr>
-      <w:r>
-        <w:rPr>
-          <w:sz w:val="28"/>
-          <w:szCs w:val="28"/>
-        </w:rPr>
-        <w:t>Polymorphism</w:t>
-      </w:r>
-    </w:p>
-    <w:p>
-      <w:pPr>
-        <w:rPr>
-          <w:sz w:val="28"/>
-          <w:szCs w:val="28"/>
-        </w:rPr>
-      </w:pPr>
-    </w:p>
-    <w:p>
-      <w:pPr>
-        <w:rPr>
-          <w:sz w:val="28"/>
-          <w:szCs w:val="28"/>
-          <w:u w:val="single"/>
-        </w:rPr>
-      </w:pPr>
-      <w:r>
-        <w:rPr>
-          <w:sz w:val="28"/>
-          <w:szCs w:val="28"/>
-          <w:u w:val="single"/>
-        </w:rPr>
-        <w:t>Ad</w:t>
-      </w:r>
-      <w:r>
-        <w:rPr>
-          <w:sz w:val="28"/>
-          <w:szCs w:val="28"/>
-          <w:u w:val="single"/>
-        </w:rPr>
-        <w:t>d simple code examples</w:t>
-      </w:r>
-    </w:p>
-    <w:p>
-      <w:pPr>
-        <w:rPr>
-          <w:sz w:val="28"/>
-          <w:szCs w:val="28"/>
-        </w:rPr>
-      </w:pPr>
-    </w:p>
-    <w:p>
-      <w:pPr>
-        <w:rPr>
-          <w:sz w:val="32"/>
-          <w:szCs w:val="32"/>
-        </w:rPr>
-      </w:pPr>
-      <w:r>
-        <w:rPr>
-          <w:b/>
-          <w:bCs/>
-          <w:color w:val="153D63" w:themeColor="text2" w:themeTint="E6"/>
-          <w:sz w:val="32"/>
-          <w:szCs w:val="32"/>
-        </w:rPr>
-        <w:t xml:space="preserve">Day </w:t>
-      </w:r>
-      <w:r>
-        <w:rPr>
-          <w:b/>
-          <w:bCs/>
-          <w:color w:val="153D63" w:themeColor="text2" w:themeTint="E6"/>
-          <w:sz w:val="32"/>
-          <w:szCs w:val="32"/>
-        </w:rPr>
-        <w:t>10</w:t>
-      </w:r>
-      <w:r>
-        <w:rPr>
-          <w:b/>
-          <w:bCs/>
-          <w:color w:val="153D63" w:themeColor="text2" w:themeTint="E6"/>
-          <w:sz w:val="32"/>
-          <w:szCs w:val="32"/>
-        </w:rPr>
-        <w:t xml:space="preserve"> </w:t>
-      </w:r>
-      <w:r>
-        <w:rPr>
-          <w:b/>
-          <w:bCs/>
-          <w:sz w:val="32"/>
-          <w:szCs w:val="32"/>
-        </w:rPr>
-        <w:t xml:space="preserve">– </w:t>
-      </w:r>
-      <w:r>
-        <w:rPr>
-          <w:sz w:val="32"/>
-          <w:szCs w:val="32"/>
-        </w:rPr>
-        <w:t>correction and finalization</w:t>
-      </w:r>
-      <w:r>
-        <w:rPr>
-          <w:sz w:val="32"/>
-          <w:szCs w:val="32"/>
-        </w:rPr>
-        <w:t xml:space="preserve"> </w:t>
-      </w:r>
-    </w:p>
-    <w:p>
-      <w:pPr>
-        <w:rPr>
-          <w:i/>
-          <w:iCs/>
-          <w:sz w:val="28"/>
-          <w:szCs w:val="28"/>
-        </w:rPr>
-      </w:pPr>
-      <w:r>
-        <w:rPr>
-          <w:i/>
-          <w:iCs/>
-          <w:sz w:val="28"/>
-          <w:szCs w:val="28"/>
-        </w:rPr>
-        <w:t>Goal:</w:t>
-      </w:r>
-      <w:r>
-        <w:rPr>
-          <w:i/>
-          <w:iCs/>
-          <w:sz w:val="28"/>
-          <w:szCs w:val="28"/>
-        </w:rPr>
-        <w:t xml:space="preserve"> </w:t>
-      </w:r>
-      <w:r>
-        <w:rPr>
-          <w:i/>
-          <w:iCs/>
-          <w:sz w:val="28"/>
-          <w:szCs w:val="28"/>
-        </w:rPr>
-        <w:t>polish work</w:t>
+        <w:t xml:space="preserve"> polish work</w:t>
       </w:r>
     </w:p>
     <w:p>

--- a/City College Plymouth - Assignment 0.docx
+++ b/City College Plymouth - Assignment 0.docx
@@ -8,16 +8,16 @@
         <w:rPr>
           <w:b/>
           <w:bCs/>
-          <w:sz w:val="48"/>
-          <w:szCs w:val="48"/>
+          <w:sz w:val="56"/>
+          <w:szCs w:val="56"/>
         </w:rPr>
       </w:pPr>
       <w:r>
         <w:rPr>
           <w:b/>
           <w:bCs/>
-          <w:sz w:val="48"/>
-          <w:szCs w:val="48"/>
+          <w:sz w:val="56"/>
+          <w:szCs w:val="56"/>
         </w:rPr>
         <w:t>Assignment Plan</w:t>
       </w:r>
@@ -1552,7 +1552,6 @@
           <w:sz w:val="32"/>
           <w:szCs w:val="32"/>
         </w:rPr>
-        <w:lastRenderedPageBreak/>
         <w:t xml:space="preserve">Day </w:t>
       </w:r>
       <w:r>
@@ -2226,7 +2225,6 @@
           <w:sz w:val="52"/>
           <w:szCs w:val="52"/>
         </w:rPr>
-        <w:lastRenderedPageBreak/>
         <w:t>TASK C</w:t>
       </w:r>
     </w:p>
@@ -2722,7 +2720,6 @@
           <w:sz w:val="32"/>
           <w:szCs w:val="32"/>
         </w:rPr>
-        <w:lastRenderedPageBreak/>
         <w:t xml:space="preserve">Day 9 </w:t>
       </w:r>
       <w:r>
